--- a/svoyo-delo/대본/2부/05화_Klinicheskie_dannye.docx
+++ b/svoyo-delo/대본/2부/05화_Klinicheskie_dannye.docx
@@ -83,7 +83,7 @@
         <w:t xml:space="preserve"> </w:t>
       </w:r>
       <w:r>
-        <w:t xml:space="preserve">- 규칙: 지문 없음. 전 화 100% 「화자명: 대사」. 1턴 15단어 이내 + 긴 턴 10~15회(25~35단어). 문법 초점: 비교급(тоньше, плотнее, честнее), 부정(ни слова, ни я, ни эксперт), 조건(если вы платите…, вы платите за продажи).</w:t>
+        <w:t xml:space="preserve">- 규칙: 지문 없음. 전 화 100% 「화자명: 대사」. 1턴 20단어 이내 + 긴 턴 10~15회(30~50단어). 문법 초점: 비교급(тоньше, плотнее, честнее), 부정(ни слова, ни я, ни эксперт), 조건(если вы платите…, вы платите за продажи).</w:t>
       </w:r>
       <w:r>
         <w:t xml:space="preserve"> </w:t>
@@ -389,119 +389,119 @@
         <w:pStyle w:val="FirstParagraph"/>
       </w:pPr>
       <w:r>
-        <w:t xml:space="preserve">IRINA: Платёжное поручение. Сто сорок тысяч долларов. Получатель — «Сейджин Био». Срок — сегодня.</w:t>
-      </w:r>
-    </w:p>
-    <w:p>
-      <w:pPr>
-        <w:pStyle w:val="BodyText"/>
-      </w:pPr>
-      <w:r>
-        <w:t xml:space="preserve">ALEKSEY: Всё сходится?</w:t>
-      </w:r>
-    </w:p>
-    <w:p>
-      <w:pPr>
-        <w:pStyle w:val="BodyText"/>
-      </w:pPr>
-      <w:r>
-        <w:t xml:space="preserve">IRINA: До цента. Три и семь от Сейджина пришли в пятницу. Банк перевёл пять в среду.</w:t>
-      </w:r>
-    </w:p>
-    <w:p>
-      <w:pPr>
-        <w:pStyle w:val="BodyText"/>
-      </w:pPr>
-      <w:r>
-        <w:t xml:space="preserve">OLGA: И наши с Беловой зарплаты, которых нет. Не забывайте.</w:t>
-      </w:r>
-    </w:p>
-    <w:p>
-      <w:pPr>
-        <w:pStyle w:val="BodyText"/>
-      </w:pPr>
-      <w:r>
-        <w:t xml:space="preserve">ALEKSEY: Не забуду. Никогда.</w:t>
-      </w:r>
-    </w:p>
-    <w:p>
-      <w:pPr>
-        <w:pStyle w:val="BodyText"/>
-      </w:pPr>
-      <w:r>
-        <w:t xml:space="preserve">IRINA: Первая подпись — ваша, Алексей. Вторая — моя.</w:t>
-      </w:r>
-    </w:p>
-    <w:p>
-      <w:pPr>
-        <w:pStyle w:val="BodyText"/>
-      </w:pPr>
-      <w:r>
-        <w:t xml:space="preserve">ALEKSEY: Подписываю. Электронной подписью. Руки дрожат.</w:t>
-      </w:r>
-    </w:p>
-    <w:p>
-      <w:pPr>
-        <w:pStyle w:val="BodyText"/>
-      </w:pPr>
-      <w:r>
-        <w:t xml:space="preserve">IRINA: У меня тоже. Первый раз отправляю тринадцать миллионов своей компании. Не чужой.</w:t>
-      </w:r>
-    </w:p>
-    <w:p>
-      <w:pPr>
-        <w:pStyle w:val="BodyText"/>
-      </w:pPr>
-      <w:r>
-        <w:t xml:space="preserve">OLGA: Нажимайте уже. Банк закрывает валютный контроль в два. Не испытывайте судьбу.</w:t>
-      </w:r>
-    </w:p>
-    <w:p>
-      <w:pPr>
-        <w:pStyle w:val="BodyText"/>
-      </w:pPr>
-      <w:r>
-        <w:t xml:space="preserve">IRINA: Отправлено. Девять пятьдесят восемь. За два дня до срока.</w:t>
-      </w:r>
-    </w:p>
-    <w:p>
-      <w:pPr>
-        <w:pStyle w:val="BodyText"/>
-      </w:pPr>
-      <w:r>
-        <w:t xml:space="preserve">ALEKSEY: За два дня. Мы успели.</w:t>
-      </w:r>
-    </w:p>
-    <w:p>
-      <w:pPr>
-        <w:pStyle w:val="BodyText"/>
-      </w:pPr>
-      <w:r>
-        <w:t xml:space="preserve">OLGA: Вы успели. Я молилась. Это разные виды работы.</w:t>
-      </w:r>
-    </w:p>
-    <w:p>
-      <w:pPr>
-        <w:pStyle w:val="BodyText"/>
-      </w:pPr>
-      <w:r>
-        <w:t xml:space="preserve">IRINA: Пришло сообщение от Доюна. Читаю: «Получено. Президент посмотрел на часы и сказал одно слово».</w:t>
-      </w:r>
-    </w:p>
-    <w:p>
-      <w:pPr>
-        <w:pStyle w:val="BodyText"/>
-      </w:pPr>
-      <w:r>
-        <w:t xml:space="preserve">ALEKSEY: Какое слово?</w:t>
-      </w:r>
-    </w:p>
-    <w:p>
-      <w:pPr>
-        <w:pStyle w:val="BodyText"/>
-      </w:pPr>
-      <w:r>
-        <w:t xml:space="preserve">IRINA: «В срок». По-русски. Он выучил. Для нас.</w:t>
+        <w:t xml:space="preserve">IRINA: Вот платёжное поручение: сто сорок тысяч долларов, получатель «Сейджин Био». Срок оплаты истекает сегодня.</w:t>
+      </w:r>
+    </w:p>
+    <w:p>
+      <w:pPr>
+        <w:pStyle w:val="BodyText"/>
+      </w:pPr>
+      <w:r>
+        <w:t xml:space="preserve">ALEKSEY: Ирина, вы всё проверили? Всё сходится, до последней цифры?</w:t>
+      </w:r>
+    </w:p>
+    <w:p>
+      <w:pPr>
+        <w:pStyle w:val="BodyText"/>
+      </w:pPr>
+      <w:r>
+        <w:t xml:space="preserve">IRINA: Всё сходится до цента. Три и семь от Сейджина пришли в пятницу, а банк перевёл пять в среду.</w:t>
+      </w:r>
+    </w:p>
+    <w:p>
+      <w:pPr>
+        <w:pStyle w:val="BodyText"/>
+      </w:pPr>
+      <w:r>
+        <w:t xml:space="preserve">OLGA: И ещё наши с Беловой зарплаты, которых теперь нет. Не забывайте об этом.</w:t>
+      </w:r>
+    </w:p>
+    <w:p>
+      <w:pPr>
+        <w:pStyle w:val="BodyText"/>
+      </w:pPr>
+      <w:r>
+        <w:t xml:space="preserve">ALEKSEY: Не забуду, Ольга Петровна. Никогда в жизни не забуду, обещаю.</w:t>
+      </w:r>
+    </w:p>
+    <w:p>
+      <w:pPr>
+        <w:pStyle w:val="BodyText"/>
+      </w:pPr>
+      <w:r>
+        <w:t xml:space="preserve">IRINA: Первая подпись ваша, Алексей, а вторая моя. Без двух подписей банк не пропустит.</w:t>
+      </w:r>
+    </w:p>
+    <w:p>
+      <w:pPr>
+        <w:pStyle w:val="BodyText"/>
+      </w:pPr>
+      <w:r>
+        <w:t xml:space="preserve">ALEKSEY: Подписываю электронной подписью. Даже странно, но у меня дрожат руки.</w:t>
+      </w:r>
+    </w:p>
+    <w:p>
+      <w:pPr>
+        <w:pStyle w:val="BodyText"/>
+      </w:pPr>
+      <w:r>
+        <w:t xml:space="preserve">IRINA: У меня тоже. Я первый раз отправляю тринадцать миллионов от своей компании, а не от чужой.</w:t>
+      </w:r>
+    </w:p>
+    <w:p>
+      <w:pPr>
+        <w:pStyle w:val="BodyText"/>
+      </w:pPr>
+      <w:r>
+        <w:t xml:space="preserve">OLGA: Нажимайте уже. Банк закрывает валютный контроль в два, так что не испытывайте судьбу.</w:t>
+      </w:r>
+    </w:p>
+    <w:p>
+      <w:pPr>
+        <w:pStyle w:val="BodyText"/>
+      </w:pPr>
+      <w:r>
+        <w:t xml:space="preserve">IRINA: Отправлено в девять пятьдесят восемь, то есть за два дня до срока.</w:t>
+      </w:r>
+    </w:p>
+    <w:p>
+      <w:pPr>
+        <w:pStyle w:val="BodyText"/>
+      </w:pPr>
+      <w:r>
+        <w:t xml:space="preserve">ALEKSEY: За два дня до срока! Значит, мы всё-таки успели, несмотря ни на что.</w:t>
+      </w:r>
+    </w:p>
+    <w:p>
+      <w:pPr>
+        <w:pStyle w:val="BodyText"/>
+      </w:pPr>
+      <w:r>
+        <w:t xml:space="preserve">OLGA: Вы успели, а я молилась. Это просто разные виды работы.</w:t>
+      </w:r>
+    </w:p>
+    <w:p>
+      <w:pPr>
+        <w:pStyle w:val="BodyText"/>
+      </w:pPr>
+      <w:r>
+        <w:t xml:space="preserve">IRINA: Пришло сообщение от Доюна, читаю: «Получено. Президент посмотрел на часы и сказал одно слово».</w:t>
+      </w:r>
+    </w:p>
+    <w:p>
+      <w:pPr>
+        <w:pStyle w:val="BodyText"/>
+      </w:pPr>
+      <w:r>
+        <w:t xml:space="preserve">ALEKSEY: И какое же слово он сказал? Не томите, Ирина.</w:t>
+      </w:r>
+    </w:p>
+    <w:p>
+      <w:pPr>
+        <w:pStyle w:val="BodyText"/>
+      </w:pPr>
+      <w:r>
+        <w:t xml:space="preserve">IRINA: «В срок». Причём по-русски: он специально выучил это слово для нас.</w:t>
       </w:r>
     </w:p>
     <w:bookmarkEnd w:id="21"/>
@@ -519,279 +519,279 @@
         <w:pStyle w:val="FirstParagraph"/>
       </w:pPr>
       <w:r>
-        <w:t xml:space="preserve">KORNILOVA: Воронцов. С регистратором и Гариповой. Значит, с клиническими данными.</w:t>
-      </w:r>
-    </w:p>
-    <w:p>
-      <w:pPr>
-        <w:pStyle w:val="BodyText"/>
-      </w:pPr>
-      <w:r>
-        <w:t xml:space="preserve">ALEKSEY: Обещали. Вот. Корейское исследование и европейское. Переведено по глоссарию.</w:t>
-      </w:r>
-    </w:p>
-    <w:p>
-      <w:pPr>
-        <w:pStyle w:val="BodyText"/>
-      </w:pPr>
-      <w:r>
-        <w:t xml:space="preserve">KORNILOVA: По глоссарию? Гарипова, это вы?</w:t>
-      </w:r>
-    </w:p>
-    <w:p>
-      <w:pPr>
-        <w:pStyle w:val="BodyText"/>
-      </w:pPr>
-      <w:r>
-        <w:t xml:space="preserve">ALINA: Я, Елена Викторовна. Сорок терминов. Один термин — одно слово.</w:t>
-      </w:r>
-    </w:p>
-    <w:p>
-      <w:pPr>
-        <w:pStyle w:val="BodyText"/>
-      </w:pPr>
-      <w:r>
-        <w:t xml:space="preserve">KORNILOVA: Хорошо. Я помню вас на практике. Вы тогда путали «отёк» и «гематому».</w:t>
-      </w:r>
-    </w:p>
-    <w:p>
-      <w:pPr>
-        <w:pStyle w:val="BodyText"/>
-      </w:pPr>
-      <w:r>
-        <w:t xml:space="preserve">ALINA: Больше не путаю. Это строка двадцать девять. Я выиграла спор у Ольги Петровны.</w:t>
-      </w:r>
-    </w:p>
-    <w:p>
-      <w:pPr>
-        <w:pStyle w:val="BodyText"/>
-      </w:pPr>
-      <w:r>
-        <w:t xml:space="preserve">OLGA: Выиграла. Я до сих пор не согласна, но выиграла.</w:t>
-      </w:r>
-    </w:p>
-    <w:p>
-      <w:pPr>
-        <w:pStyle w:val="BodyText"/>
-      </w:pPr>
-      <w:r>
-        <w:t xml:space="preserve">KORNILOVA: Садитесь. Мне нужно двадцать минут. Молчите, пожалуйста.</w:t>
-      </w:r>
-    </w:p>
-    <w:p>
-      <w:pPr>
-        <w:pStyle w:val="BodyText"/>
-      </w:pPr>
-      <w:r>
-        <w:t xml:space="preserve">ALEKSEY: Молчим.</w:t>
-      </w:r>
-    </w:p>
-    <w:p>
-      <w:pPr>
-        <w:pStyle w:val="BodyText"/>
-      </w:pPr>
-      <w:r>
-        <w:t xml:space="preserve">KORNILOVA: Так. Корейское исследование. Сто двадцать пациенток. Носогубные складки. Наблюдение двенадцать месяцев. Хорошая работа. Слепая оценка. Независимые врачи. Так делают серьёзные компании, и далеко не каждая из них.</w:t>
-      </w:r>
-    </w:p>
-    <w:p>
-      <w:pPr>
-        <w:pStyle w:val="BodyText"/>
-      </w:pPr>
-      <w:r>
-        <w:t xml:space="preserve">OLGA: Это хорошо для эксперта?</w:t>
-      </w:r>
-    </w:p>
-    <w:p>
-      <w:pPr>
-        <w:pStyle w:val="BodyText"/>
-      </w:pPr>
-      <w:r>
-        <w:t xml:space="preserve">KORNILOVA: Для эксперта — да. Для меня — вопрос. Все пациентки — кореянки. Кожа другая. Толщина другая. Привычки другие.</w:t>
-      </w:r>
-    </w:p>
-    <w:p>
-      <w:pPr>
-        <w:pStyle w:val="BodyText"/>
-      </w:pPr>
-      <w:r>
-        <w:t xml:space="preserve">ALEKSEY: Другая кожа? Это так важно?</w:t>
-      </w:r>
-    </w:p>
-    <w:p>
-      <w:pPr>
-        <w:pStyle w:val="BodyText"/>
-      </w:pPr>
-      <w:r>
-        <w:t xml:space="preserve">KORNILOVA: Важно. У кореянок кожа на лице часто плотнее. У наших пациенток — тоньше, особенно после пятидесяти. Где у них «глубокая дерма», у нас иногда уже сосуд.</w:t>
-      </w:r>
-    </w:p>
-    <w:p>
-      <w:pPr>
-        <w:pStyle w:val="BodyText"/>
-      </w:pPr>
-      <w:r>
-        <w:t xml:space="preserve">ALINA: Европейское исследование это закрывает? Там сорок пациенток. Германия и Польша.</w:t>
-      </w:r>
-    </w:p>
-    <w:p>
-      <w:pPr>
-        <w:pStyle w:val="BodyText"/>
-      </w:pPr>
-      <w:r>
-        <w:t xml:space="preserve">KORNILOVA: Частично. Сорок — мало. Но кожа ближе к нашей. Шесть месяцев наблюдения. Тоже мало.</w:t>
-      </w:r>
-    </w:p>
-    <w:p>
-      <w:pPr>
-        <w:pStyle w:val="BodyText"/>
-      </w:pPr>
-      <w:r>
-        <w:t xml:space="preserve">ALINA: А шесть месяцев — это мало для чего?</w:t>
-      </w:r>
-    </w:p>
-    <w:p>
-      <w:pPr>
-        <w:pStyle w:val="BodyText"/>
-      </w:pPr>
-      <w:r>
-        <w:t xml:space="preserve">KORNILOVA: Филлер живёт двенадцать-восемнадцать месяцев. Шесть — половина жизни.</w:t>
-      </w:r>
-    </w:p>
-    <w:p>
-      <w:pPr>
-        <w:pStyle w:val="BodyText"/>
-      </w:pPr>
-      <w:r>
-        <w:t xml:space="preserve">OLGA: Значит, эксперт спросит: «Где российские пациенты?»</w:t>
-      </w:r>
-    </w:p>
-    <w:p>
-      <w:pPr>
-        <w:pStyle w:val="BodyText"/>
-      </w:pPr>
-      <w:r>
-        <w:t xml:space="preserve">KORNILOVA: Обязательно спросит. Я бы спросила. Я и спрашиваю.</w:t>
-      </w:r>
-    </w:p>
-    <w:p>
-      <w:pPr>
-        <w:pStyle w:val="BodyText"/>
-      </w:pPr>
-      <w:r>
-        <w:t xml:space="preserve">ALEKSEY: Что можно сделать?</w:t>
-      </w:r>
-    </w:p>
-    <w:p>
-      <w:pPr>
-        <w:pStyle w:val="BodyText"/>
-      </w:pPr>
-      <w:r>
-        <w:t xml:space="preserve">KORNILOVA: Подождите. Я ещё не закончила. Есть третья вещь. Хуже.</w:t>
-      </w:r>
-    </w:p>
-    <w:p>
-      <w:pPr>
-        <w:pStyle w:val="BodyText"/>
-      </w:pPr>
-      <w:r>
-        <w:t xml:space="preserve">OLGA: Хуже?</w:t>
-      </w:r>
-    </w:p>
-    <w:p>
-      <w:pPr>
-        <w:pStyle w:val="BodyText"/>
-      </w:pPr>
-      <w:r>
-        <w:t xml:space="preserve">KORNILOVA: Таблица осложнений. Страница сорок один. Узелки — три случая. Все разрешились после гиалуронидазы.</w:t>
-      </w:r>
-    </w:p>
-    <w:p>
-      <w:pPr>
-        <w:pStyle w:val="BodyText"/>
-      </w:pPr>
-      <w:r>
-        <w:t xml:space="preserve">ALINA: Три узелка на сто двадцать. Это нормально для филлера.</w:t>
-      </w:r>
-    </w:p>
-    <w:p>
-      <w:pPr>
-        <w:pStyle w:val="BodyText"/>
-      </w:pPr>
-      <w:r>
-        <w:t xml:space="preserve">OLGA: Два с половиной процента. Эксперт тоже посчитает.</w:t>
-      </w:r>
-    </w:p>
-    <w:p>
-      <w:pPr>
-        <w:pStyle w:val="BodyText"/>
-      </w:pPr>
-      <w:r>
-        <w:t xml:space="preserve">KORNILOVA: Нормально. Проблема не в узелках. Откройте краткое резюме. Страница два.</w:t>
-      </w:r>
-    </w:p>
-    <w:p>
-      <w:pPr>
-        <w:pStyle w:val="BodyText"/>
-      </w:pPr>
-      <w:r>
-        <w:t xml:space="preserve">ALINA: «Серьёзных и значимых осложнений не наблюдалось». И ни слова про узелки.</w:t>
-      </w:r>
-    </w:p>
-    <w:p>
-      <w:pPr>
-        <w:pStyle w:val="BodyText"/>
-      </w:pPr>
-      <w:r>
-        <w:t xml:space="preserve">KORNILOVA: Вот. В таблице — три. В резюме — ноль. Эксперт читает резюме первым. Потом находит таблицу. И перестаёт верить всему остальному. Так устроены все эксперты, которых я знаю за двадцать пять лет.</w:t>
-      </w:r>
-    </w:p>
-    <w:p>
-      <w:pPr>
-        <w:pStyle w:val="BodyText"/>
-      </w:pPr>
-      <w:r>
-        <w:t xml:space="preserve">OLGA: Это хуже, чем три узелка. Это похоже на то, что прячут.</w:t>
-      </w:r>
-    </w:p>
-    <w:p>
-      <w:pPr>
-        <w:pStyle w:val="BodyText"/>
-      </w:pPr>
-      <w:r>
-        <w:t xml:space="preserve">KORNILOVA: Именно. Узелки я прощу. Резюме, которое молчит, — нет. Ни я, ни эксперт.</w:t>
-      </w:r>
-    </w:p>
-    <w:p>
-      <w:pPr>
-        <w:pStyle w:val="BodyText"/>
-      </w:pPr>
-      <w:r>
-        <w:t xml:space="preserve">ALEKSEY: Корейцы не прятали. Я видел их завод. Они выбросили партию из-за пузырьков.</w:t>
-      </w:r>
-    </w:p>
-    <w:p>
-      <w:pPr>
-        <w:pStyle w:val="BodyText"/>
-      </w:pPr>
-      <w:r>
-        <w:t xml:space="preserve">KORNILOVA: Завод может быть честным. А резюме мог писать отдел маркетинга. Так бывает везде. И в Москве тоже. Маркетинг везде любит слово «ноль», а врачи его боятся.</w:t>
-      </w:r>
-    </w:p>
-    <w:p>
-      <w:pPr>
-        <w:pStyle w:val="BodyText"/>
-      </w:pPr>
-      <w:r>
-        <w:t xml:space="preserve">OLGA: Звоним госпоже Чон. Сегодня. У них сейчас семь вечера.</w:t>
-      </w:r>
-    </w:p>
-    <w:p>
-      <w:pPr>
-        <w:pStyle w:val="BodyText"/>
-      </w:pPr>
-      <w:r>
-        <w:t xml:space="preserve">KORNILOVA: Звоните. И позовите меня к экрану. Как врач с врачами.</w:t>
+        <w:t xml:space="preserve">KORNILOVA: Воронцов, с регистратором и с Гариповой. Значит, вы пришли с клиническими данными.</w:t>
+      </w:r>
+    </w:p>
+    <w:p>
+      <w:pPr>
+        <w:pStyle w:val="BodyText"/>
+      </w:pPr>
+      <w:r>
+        <w:t xml:space="preserve">ALEKSEY: Да, как и обещали. Вот корейское и европейское исследования, переведённые по глоссарию.</w:t>
+      </w:r>
+    </w:p>
+    <w:p>
+      <w:pPr>
+        <w:pStyle w:val="BodyText"/>
+      </w:pPr>
+      <w:r>
+        <w:t xml:space="preserve">KORNILOVA: По глоссарию? Гарипова, это ваша работа, я правильно понимаю?</w:t>
+      </w:r>
+    </w:p>
+    <w:p>
+      <w:pPr>
+        <w:pStyle w:val="BodyText"/>
+      </w:pPr>
+      <w:r>
+        <w:t xml:space="preserve">ALINA: Да, моя, Елена Викторовна. Там сорок терминов, и у каждого термина только одно слово.</w:t>
+      </w:r>
+    </w:p>
+    <w:p>
+      <w:pPr>
+        <w:pStyle w:val="BodyText"/>
+      </w:pPr>
+      <w:r>
+        <w:t xml:space="preserve">KORNILOVA: Хорошо. Я помню вас на практике: вы тогда путали «отёк» и «гематому».</w:t>
+      </w:r>
+    </w:p>
+    <w:p>
+      <w:pPr>
+        <w:pStyle w:val="BodyText"/>
+      </w:pPr>
+      <w:r>
+        <w:t xml:space="preserve">ALINA: Больше не путаю, это строка двадцать девять. Я даже выиграла спор у Ольги Петровны.</w:t>
+      </w:r>
+    </w:p>
+    <w:p>
+      <w:pPr>
+        <w:pStyle w:val="BodyText"/>
+      </w:pPr>
+      <w:r>
+        <w:t xml:space="preserve">OLGA: Да, выиграла. Я до сих пор с ней не согласна, но спор она выиграла.</w:t>
+      </w:r>
+    </w:p>
+    <w:p>
+      <w:pPr>
+        <w:pStyle w:val="BodyText"/>
+      </w:pPr>
+      <w:r>
+        <w:t xml:space="preserve">KORNILOVA: Садитесь. Мне нужно двадцать минут, поэтому, пожалуйста, молчите и не мешайте.</w:t>
+      </w:r>
+    </w:p>
+    <w:p>
+      <w:pPr>
+        <w:pStyle w:val="BodyText"/>
+      </w:pPr>
+      <w:r>
+        <w:t xml:space="preserve">ALEKSEY: Хорошо, мы молчим и ждём столько, сколько нужно.</w:t>
+      </w:r>
+    </w:p>
+    <w:p>
+      <w:pPr>
+        <w:pStyle w:val="BodyText"/>
+      </w:pPr>
+      <w:r>
+        <w:t xml:space="preserve">KORNILOVA: Так. Корейское исследование: сто двадцать пациенток, носогубные складки, наблюдение двенадцать месяцев. Хорошая работа: слепая оценка и независимые врачи. Так делают серьёзные компании, и далеко не каждая из них, поверьте моему опыту.</w:t>
+      </w:r>
+    </w:p>
+    <w:p>
+      <w:pPr>
+        <w:pStyle w:val="BodyText"/>
+      </w:pPr>
+      <w:r>
+        <w:t xml:space="preserve">OLGA: А для эксперта это хорошо? Он примет такие данные?</w:t>
+      </w:r>
+    </w:p>
+    <w:p>
+      <w:pPr>
+        <w:pStyle w:val="BodyText"/>
+      </w:pPr>
+      <w:r>
+        <w:t xml:space="preserve">KORNILOVA: Для эксперта да, а для меня вопрос. Все пациентки — кореянки, у них другая кожа, толщина и привычки.</w:t>
+      </w:r>
+    </w:p>
+    <w:p>
+      <w:pPr>
+        <w:pStyle w:val="BodyText"/>
+      </w:pPr>
+      <w:r>
+        <w:t xml:space="preserve">ALEKSEY: Другая кожа? Неужели это настолько важно для филлера?</w:t>
+      </w:r>
+    </w:p>
+    <w:p>
+      <w:pPr>
+        <w:pStyle w:val="BodyText"/>
+      </w:pPr>
+      <w:r>
+        <w:t xml:space="preserve">KORNILOVA: Важно. У кореянок кожа на лице часто плотнее, а у наших пациенток тоньше, особенно после пятидесяти. Где у них «глубокая дерма», у нас иногда уже сосуд. И это нужно учитывать, когда пишешь инструкцию.</w:t>
+      </w:r>
+    </w:p>
+    <w:p>
+      <w:pPr>
+        <w:pStyle w:val="BodyText"/>
+      </w:pPr>
+      <w:r>
+        <w:t xml:space="preserve">ALINA: А европейское исследование это закрывает? Там сорок пациенток из Германии и Польши.</w:t>
+      </w:r>
+    </w:p>
+    <w:p>
+      <w:pPr>
+        <w:pStyle w:val="BodyText"/>
+      </w:pPr>
+      <w:r>
+        <w:t xml:space="preserve">KORNILOVA: Частично. Сорок — это мало, но кожа ближе к нашей. И наблюдение всего шесть месяцев, что тоже мало.</w:t>
+      </w:r>
+    </w:p>
+    <w:p>
+      <w:pPr>
+        <w:pStyle w:val="BodyText"/>
+      </w:pPr>
+      <w:r>
+        <w:t xml:space="preserve">ALINA: А для чего именно шесть месяцев — это мало? Объясните, пожалуйста.</w:t>
+      </w:r>
+    </w:p>
+    <w:p>
+      <w:pPr>
+        <w:pStyle w:val="BodyText"/>
+      </w:pPr>
+      <w:r>
+        <w:t xml:space="preserve">KORNILOVA: Филлер живёт двенадцать-восемнадцать месяцев, а шесть месяцев — это только половина его жизни.</w:t>
+      </w:r>
+    </w:p>
+    <w:p>
+      <w:pPr>
+        <w:pStyle w:val="BodyText"/>
+      </w:pPr>
+      <w:r>
+        <w:t xml:space="preserve">OLGA: Значит, эксперт обязательно спросит: «Где российские пациенты?»</w:t>
+      </w:r>
+    </w:p>
+    <w:p>
+      <w:pPr>
+        <w:pStyle w:val="BodyText"/>
+      </w:pPr>
+      <w:r>
+        <w:t xml:space="preserve">KORNILOVA: Обязательно спросит. Я бы на его месте спросила, и я, собственно, уже спрашиваю.</w:t>
+      </w:r>
+    </w:p>
+    <w:p>
+      <w:pPr>
+        <w:pStyle w:val="BodyText"/>
+      </w:pPr>
+      <w:r>
+        <w:t xml:space="preserve">ALEKSEY: И что мы можем с этим сделать? Есть какой-то выход?</w:t>
+      </w:r>
+    </w:p>
+    <w:p>
+      <w:pPr>
+        <w:pStyle w:val="BodyText"/>
+      </w:pPr>
+      <w:r>
+        <w:t xml:space="preserve">KORNILOVA: Подождите, я ещё не закончила. Есть третья вещь, и она гораздо хуже.</w:t>
+      </w:r>
+    </w:p>
+    <w:p>
+      <w:pPr>
+        <w:pStyle w:val="BodyText"/>
+      </w:pPr>
+      <w:r>
+        <w:t xml:space="preserve">OLGA: Хуже, чем отсутствие российских пациентов? Что же это может быть?</w:t>
+      </w:r>
+    </w:p>
+    <w:p>
+      <w:pPr>
+        <w:pStyle w:val="BodyText"/>
+      </w:pPr>
+      <w:r>
+        <w:t xml:space="preserve">KORNILOVA: Таблица осложнений на странице сорок один. Узелки — три случая, и все разрешились после гиалуронидазы.</w:t>
+      </w:r>
+    </w:p>
+    <w:p>
+      <w:pPr>
+        <w:pStyle w:val="BodyText"/>
+      </w:pPr>
+      <w:r>
+        <w:t xml:space="preserve">ALINA: Три узелка на сто двадцать пациенток — это нормально для филлера.</w:t>
+      </w:r>
+    </w:p>
+    <w:p>
+      <w:pPr>
+        <w:pStyle w:val="BodyText"/>
+      </w:pPr>
+      <w:r>
+        <w:t xml:space="preserve">OLGA: Это два с половиной процента. Эксперт это тоже обязательно посчитает.</w:t>
+      </w:r>
+    </w:p>
+    <w:p>
+      <w:pPr>
+        <w:pStyle w:val="BodyText"/>
+      </w:pPr>
+      <w:r>
+        <w:t xml:space="preserve">KORNILOVA: Это нормально, проблема не в узелках. Откройте краткое резюме на странице два.</w:t>
+      </w:r>
+    </w:p>
+    <w:p>
+      <w:pPr>
+        <w:pStyle w:val="BodyText"/>
+      </w:pPr>
+      <w:r>
+        <w:t xml:space="preserve">ALINA: «Серьёзных и значимых осложнений не наблюдалось». И здесь ни слова про узелки.</w:t>
+      </w:r>
+    </w:p>
+    <w:p>
+      <w:pPr>
+        <w:pStyle w:val="BodyText"/>
+      </w:pPr>
+      <w:r>
+        <w:t xml:space="preserve">KORNILOVA: Вот. В таблице — три, а в резюме — ноль. Эксперт читает резюме первым, потом находит таблицу и перестаёт верить всему остальному. Так устроены все эксперты, которых я знаю за двадцать пять лет, и я сама устроена точно так же.</w:t>
+      </w:r>
+    </w:p>
+    <w:p>
+      <w:pPr>
+        <w:pStyle w:val="BodyText"/>
+      </w:pPr>
+      <w:r>
+        <w:t xml:space="preserve">OLGA: Это хуже, чем три узелка, потому что это похоже на то, что что-то прячут.</w:t>
+      </w:r>
+    </w:p>
+    <w:p>
+      <w:pPr>
+        <w:pStyle w:val="BodyText"/>
+      </w:pPr>
+      <w:r>
+        <w:t xml:space="preserve">KORNILOVA: Именно. Узелки я прощу. Резюме, которое молчит, — нет. Ни я, ни эксперт такого не простим.</w:t>
+      </w:r>
+    </w:p>
+    <w:p>
+      <w:pPr>
+        <w:pStyle w:val="BodyText"/>
+      </w:pPr>
+      <w:r>
+        <w:t xml:space="preserve">ALEKSEY: Но корейцы ничего не прятали. Я видел их завод, они выбросили целую партию из-за пузырьков.</w:t>
+      </w:r>
+    </w:p>
+    <w:p>
+      <w:pPr>
+        <w:pStyle w:val="BodyText"/>
+      </w:pPr>
+      <w:r>
+        <w:t xml:space="preserve">KORNILOVA: Завод может быть честным, а резюме мог писать отдел маркетинга. Так бывает везде, и в Москве тоже. Маркетинг везде любит слово «ноль», а врачи его боятся, потому что знают, что ноля в медицине не бывает.</w:t>
+      </w:r>
+    </w:p>
+    <w:p>
+      <w:pPr>
+        <w:pStyle w:val="BodyText"/>
+      </w:pPr>
+      <w:r>
+        <w:t xml:space="preserve">OLGA: Тогда звоним госпоже Чон сегодня же. У них сейчас семь вечера, она ещё на работе.</w:t>
+      </w:r>
+    </w:p>
+    <w:p>
+      <w:pPr>
+        <w:pStyle w:val="BodyText"/>
+      </w:pPr>
+      <w:r>
+        <w:t xml:space="preserve">KORNILOVA: Звоните. И позовите меня к экрану, я буду говорить как врач с врачами.</w:t>
       </w:r>
     </w:p>
     <w:bookmarkEnd w:id="22"/>
@@ -809,239 +809,239 @@
         <w:pStyle w:val="FirstParagraph"/>
       </w:pPr>
       <w:r>
-        <w:t xml:space="preserve">SOHEE: Здравствуйте. Доктор Корнилова? Доюн рассказал. Вы — главный врач.</w:t>
-      </w:r>
-    </w:p>
-    <w:p>
-      <w:pPr>
-        <w:pStyle w:val="BodyText"/>
-      </w:pPr>
-      <w:r>
-        <w:t xml:space="preserve">KORNILOVA: Здравствуйте, госпожа Чон. Хорошая работа. Но у меня вопрос про страницу два.</w:t>
-      </w:r>
-    </w:p>
-    <w:p>
-      <w:pPr>
-        <w:pStyle w:val="BodyText"/>
-      </w:pPr>
-      <w:r>
-        <w:t xml:space="preserve">DOYUN: Госпожа Чон открывает. Секунду.</w:t>
-      </w:r>
-    </w:p>
-    <w:p>
-      <w:pPr>
-        <w:pStyle w:val="BodyText"/>
-      </w:pPr>
-      <w:r>
-        <w:t xml:space="preserve">KORNILOVA: В таблице три узелка. В резюме — «серьёзных осложнений не было». Кто писал резюме?</w:t>
-      </w:r>
-    </w:p>
-    <w:p>
-      <w:pPr>
-        <w:pStyle w:val="BodyText"/>
-      </w:pPr>
-      <w:r>
-        <w:t xml:space="preserve">DOYUN: Госпожа Чон молчит. Она говорит: «Резюме писал отдел маркетинга. Для европейской брошюры. Потом его вставили в досье». Она не знала, что его вставили без медицинской проверки.</w:t>
-      </w:r>
-    </w:p>
-    <w:p>
-      <w:pPr>
-        <w:pStyle w:val="BodyText"/>
-      </w:pPr>
-      <w:r>
-        <w:t xml:space="preserve">KORNILOVA: Понимаю. Так бывает. Но для России резюме должно говорить то же, что таблица.</w:t>
-      </w:r>
-    </w:p>
-    <w:p>
-      <w:pPr>
-        <w:pStyle w:val="BodyText"/>
-      </w:pPr>
-      <w:r>
-        <w:t xml:space="preserve">SOHEE: Да. Правильно. Моя ошибка. Я не проверила. Я проверила таблицу, но не резюме.</w:t>
-      </w:r>
-    </w:p>
-    <w:p>
-      <w:pPr>
-        <w:pStyle w:val="BodyText"/>
-      </w:pPr>
-      <w:r>
-        <w:t xml:space="preserve">OLGA: Госпожа Чон, это не ваша ошибка. Это ошибка, которую вы нашли. Сейчас. До эксперта.</w:t>
-      </w:r>
-    </w:p>
-    <w:p>
-      <w:pPr>
-        <w:pStyle w:val="BodyText"/>
-      </w:pPr>
-      <w:r>
-        <w:t xml:space="preserve">DOYUN: Она говорит, что ей стыдно. Второй раз за месяц. Сначала шесть шприцев, теперь три узелка.</w:t>
-      </w:r>
-    </w:p>
-    <w:p>
-      <w:pPr>
-        <w:pStyle w:val="BodyText"/>
-      </w:pPr>
-      <w:r>
-        <w:t xml:space="preserve">KORNILOVA: Передайте: стыдно — это когда прячут. Она не прячет. Она исправляет. Это разные вещи.</w:t>
-      </w:r>
-    </w:p>
-    <w:p>
-      <w:pPr>
-        <w:pStyle w:val="BodyText"/>
-      </w:pPr>
-      <w:r>
-        <w:t xml:space="preserve">SOHEE: Спасибо, доктор. Я напишу новое резюме. С узелками. С гиалуронидазой.</w:t>
-      </w:r>
-    </w:p>
-    <w:p>
-      <w:pPr>
-        <w:pStyle w:val="BodyText"/>
-      </w:pPr>
-      <w:r>
-        <w:t xml:space="preserve">KORNILOVA: И ещё. Узелки — у каких пациенток? Где на лице? Через сколько недель?</w:t>
-      </w:r>
-    </w:p>
-    <w:p>
-      <w:pPr>
-        <w:pStyle w:val="BodyText"/>
-      </w:pPr>
-      <w:r>
-        <w:t xml:space="preserve">DOYUN: Госпожа Чон говорит: у всех трёх — тонкая кожа. Возраст больше пятидесяти пяти. Через шесть-восемь недель. Поверхностное введение. Все три пациентки — старше, чем в среднем по исследованию.</w:t>
-      </w:r>
-    </w:p>
-    <w:p>
-      <w:pPr>
-        <w:pStyle w:val="BodyText"/>
-      </w:pPr>
-      <w:r>
-        <w:t xml:space="preserve">KORNILOVA: Тонкая кожа. Возраст. Поверхностно. Это именно наши пациентки, госпожа Чон. Русские женщины после пятидесяти пяти.</w:t>
-      </w:r>
-    </w:p>
-    <w:p>
-      <w:pPr>
-        <w:pStyle w:val="BodyText"/>
-      </w:pPr>
-      <w:r>
-        <w:t xml:space="preserve">ALINA: Значит, в инструкции нужно написать про глубину. Для тонкой кожи — глубже. Отдельным пунктом.</w:t>
-      </w:r>
-    </w:p>
-    <w:p>
-      <w:pPr>
-        <w:pStyle w:val="BodyText"/>
-      </w:pPr>
-      <w:r>
-        <w:t xml:space="preserve">KORNILOVA: Правильно, Гарипова. Вы думаете. Это хорошо. Ваши три узелка — это наш главный урок для России.</w:t>
-      </w:r>
-    </w:p>
-    <w:p>
-      <w:pPr>
-        <w:pStyle w:val="BodyText"/>
-      </w:pPr>
-      <w:r>
-        <w:t xml:space="preserve">SOHEE: Три узелка — урок. Я запишу. Как журнал брака.</w:t>
-      </w:r>
-    </w:p>
-    <w:p>
-      <w:pPr>
-        <w:pStyle w:val="BodyText"/>
-      </w:pPr>
-      <w:r>
-        <w:t xml:space="preserve">DOYUN: Госпожа Чон спрашивает: доктор, вы бы использовали наш гель? Честно.</w:t>
-      </w:r>
-    </w:p>
-    <w:p>
-      <w:pPr>
-        <w:pStyle w:val="BodyText"/>
-      </w:pPr>
-      <w:r>
-        <w:t xml:space="preserve">KORNILOVA: Честно? Сегодня — нет. Регистрации нет. После регистрации — посмотрю. После обучения — может быть.</w:t>
-      </w:r>
-    </w:p>
-    <w:p>
-      <w:pPr>
-        <w:pStyle w:val="BodyText"/>
-      </w:pPr>
-      <w:r>
-        <w:t xml:space="preserve">DOYUN: Она говорит, что это честный ответ. Как у бабушки Алексея.</w:t>
-      </w:r>
-    </w:p>
-    <w:p>
-      <w:pPr>
-        <w:pStyle w:val="BodyText"/>
-      </w:pPr>
-      <w:r>
-        <w:t xml:space="preserve">KORNILOVA: У бабушки Алексея? Вы знаете его бабушку?</w:t>
-      </w:r>
-    </w:p>
-    <w:p>
-      <w:pPr>
-        <w:pStyle w:val="BodyText"/>
-      </w:pPr>
-      <w:r>
-        <w:t xml:space="preserve">DOYUN: Президент мыл пол в её медпункте. Это долгая история.</w:t>
-      </w:r>
-    </w:p>
-    <w:p>
-      <w:pPr>
-        <w:pStyle w:val="BodyText"/>
-      </w:pPr>
-      <w:r>
-        <w:t xml:space="preserve">ALINA: Это правда, Елена Викторовна. Вся деревня видела.</w:t>
-      </w:r>
-    </w:p>
-    <w:p>
-      <w:pPr>
-        <w:pStyle w:val="BodyText"/>
-      </w:pPr>
-      <w:r>
-        <w:t xml:space="preserve">KORNILOVA: Воронцов, у вас корейский президент моет полы в Тульской области? Почему я узнаю последней?</w:t>
-      </w:r>
-    </w:p>
-    <w:p>
-      <w:pPr>
-        <w:pStyle w:val="BodyText"/>
-      </w:pPr>
-      <w:r>
-        <w:t xml:space="preserve">ALEKSEY: Вы узнаёте не последней. Вы узнаёте вовремя. Как с резюме.</w:t>
-      </w:r>
-    </w:p>
-    <w:p>
-      <w:pPr>
-        <w:pStyle w:val="BodyText"/>
-      </w:pPr>
-      <w:r>
-        <w:t xml:space="preserve">KORNILOVA: Остроумно. Госпожа Чон, можно продлить наблюдение до восемнадцати месяцев?</w:t>
-      </w:r>
-    </w:p>
-    <w:p>
-      <w:pPr>
-        <w:pStyle w:val="BodyText"/>
-      </w:pPr>
-      <w:r>
-        <w:t xml:space="preserve">DOYUN: Госпожа Чон говорит: можно. Пациентки ещё приходят. Двадцать из них — уже восемнадцать месяцев.</w:t>
-      </w:r>
-    </w:p>
-    <w:p>
-      <w:pPr>
-        <w:pStyle w:val="BodyText"/>
-      </w:pPr>
-      <w:r>
-        <w:t xml:space="preserve">KORNILOVA: Двадцать — мало, но лучше, чем ноль. Пришлите. Эксперт любит длинное наблюдение.</w:t>
-      </w:r>
-    </w:p>
-    <w:p>
-      <w:pPr>
-        <w:pStyle w:val="BodyText"/>
-      </w:pPr>
-      <w:r>
-        <w:t xml:space="preserve">OLGA: Это я и хотела сказать. Доктор Корнилова говорит как регистратор.</w:t>
-      </w:r>
-    </w:p>
-    <w:p>
-      <w:pPr>
-        <w:pStyle w:val="BodyText"/>
-      </w:pPr>
-      <w:r>
-        <w:t xml:space="preserve">KORNILOVA: Нет. Это регистратор говорит как врач. Мы с вами думаем об одной пациентке, Ольга Петровна. Только с разных сторон. Это редкость, когда регистратор и врач согласны.</w:t>
+        <w:t xml:space="preserve">SOHEE: Здравствуйте. Вы доктор Корнилова? Доюн рассказал мне, что вы главный врач.</w:t>
+      </w:r>
+    </w:p>
+    <w:p>
+      <w:pPr>
+        <w:pStyle w:val="BodyText"/>
+      </w:pPr>
+      <w:r>
+        <w:t xml:space="preserve">KORNILOVA: Здравствуйте, госпожа Чон. У вас хорошая работа, но у меня вопрос про страницу два.</w:t>
+      </w:r>
+    </w:p>
+    <w:p>
+      <w:pPr>
+        <w:pStyle w:val="BodyText"/>
+      </w:pPr>
+      <w:r>
+        <w:t xml:space="preserve">DOYUN: Госпожа Чон сейчас открывает документ. Подождите, пожалуйста, одну секунду.</w:t>
+      </w:r>
+    </w:p>
+    <w:p>
+      <w:pPr>
+        <w:pStyle w:val="BodyText"/>
+      </w:pPr>
+      <w:r>
+        <w:t xml:space="preserve">KORNILOVA: В таблице три узелка, а в резюме написано: «серьёзных осложнений не было». Кто писал это резюме?</w:t>
+      </w:r>
+    </w:p>
+    <w:p>
+      <w:pPr>
+        <w:pStyle w:val="BodyText"/>
+      </w:pPr>
+      <w:r>
+        <w:t xml:space="preserve">DOYUN: Госпожа Чон молчит. Потом она говорит: «Резюме писал отдел маркетинга для европейской брошюры, а потом его вставили в досье». Она не знала, что его вставили без медицинской проверки, и сейчас очень расстроена.</w:t>
+      </w:r>
+    </w:p>
+    <w:p>
+      <w:pPr>
+        <w:pStyle w:val="BodyText"/>
+      </w:pPr>
+      <w:r>
+        <w:t xml:space="preserve">KORNILOVA: Понимаю, так бывает. Но для России резюме должно говорить то же самое, что и таблица.</w:t>
+      </w:r>
+    </w:p>
+    <w:p>
+      <w:pPr>
+        <w:pStyle w:val="BodyText"/>
+      </w:pPr>
+      <w:r>
+        <w:t xml:space="preserve">SOHEE: Да, правильно. Это моя ошибка: я проверила таблицу, но не проверила резюме.</w:t>
+      </w:r>
+    </w:p>
+    <w:p>
+      <w:pPr>
+        <w:pStyle w:val="BodyText"/>
+      </w:pPr>
+      <w:r>
+        <w:t xml:space="preserve">OLGA: Госпожа Чон, это не ваша ошибка, а ошибка, которую вы нашли сейчас, до эксперта.</w:t>
+      </w:r>
+    </w:p>
+    <w:p>
+      <w:pPr>
+        <w:pStyle w:val="BodyText"/>
+      </w:pPr>
+      <w:r>
+        <w:t xml:space="preserve">DOYUN: Она говорит, что ей стыдно уже второй раз за месяц: сначала шесть шприцев, а теперь три узелка.</w:t>
+      </w:r>
+    </w:p>
+    <w:p>
+      <w:pPr>
+        <w:pStyle w:val="BodyText"/>
+      </w:pPr>
+      <w:r>
+        <w:t xml:space="preserve">KORNILOVA: Передайте ей: стыдно — это когда прячут. А она не прячет, а исправляет, и это совсем разные вещи.</w:t>
+      </w:r>
+    </w:p>
+    <w:p>
+      <w:pPr>
+        <w:pStyle w:val="BodyText"/>
+      </w:pPr>
+      <w:r>
+        <w:t xml:space="preserve">SOHEE: Спасибо, доктор. Я напишу новое резюме, где будут и узелки, и гиалуронидаза.</w:t>
+      </w:r>
+    </w:p>
+    <w:p>
+      <w:pPr>
+        <w:pStyle w:val="BodyText"/>
+      </w:pPr>
+      <w:r>
+        <w:t xml:space="preserve">KORNILOVA: И ещё вопрос: у каких пациенток были узелки, где на лице и через сколько недель?</w:t>
+      </w:r>
+    </w:p>
+    <w:p>
+      <w:pPr>
+        <w:pStyle w:val="BodyText"/>
+      </w:pPr>
+      <w:r>
+        <w:t xml:space="preserve">DOYUN: Госпожа Чон говорит, что у всех трёх была тонкая кожа и возраст больше пятидесяти пяти. Узелки появились через шесть-восемь недель после поверхностного введения. Все три пациентки были старше, чем в среднем по исследованию.</w:t>
+      </w:r>
+    </w:p>
+    <w:p>
+      <w:pPr>
+        <w:pStyle w:val="BodyText"/>
+      </w:pPr>
+      <w:r>
+        <w:t xml:space="preserve">KORNILOVA: Тонкая кожа, возраст и поверхностное введение. Это именно наши пациентки, госпожа Чон: русские женщины после пятидесяти пяти.</w:t>
+      </w:r>
+    </w:p>
+    <w:p>
+      <w:pPr>
+        <w:pStyle w:val="BodyText"/>
+      </w:pPr>
+      <w:r>
+        <w:t xml:space="preserve">ALINA: Значит, в инструкции нужно отдельным пунктом написать про глубину: для тонкой кожи вводить глубже.</w:t>
+      </w:r>
+    </w:p>
+    <w:p>
+      <w:pPr>
+        <w:pStyle w:val="BodyText"/>
+      </w:pPr>
+      <w:r>
+        <w:t xml:space="preserve">KORNILOVA: Правильно, Гарипова, вы думаете, и это хорошо. Ваши три узелка — это наш главный урок для России.</w:t>
+      </w:r>
+    </w:p>
+    <w:p>
+      <w:pPr>
+        <w:pStyle w:val="BodyText"/>
+      </w:pPr>
+      <w:r>
+        <w:t xml:space="preserve">SOHEE: Три узелка — это урок. Я запишу его, как в журнал брака.</w:t>
+      </w:r>
+    </w:p>
+    <w:p>
+      <w:pPr>
+        <w:pStyle w:val="BodyText"/>
+      </w:pPr>
+      <w:r>
+        <w:t xml:space="preserve">DOYUN: Госпожа Чон спрашивает: доктор, а вы бы сами использовали наш гель? Только честно.</w:t>
+      </w:r>
+    </w:p>
+    <w:p>
+      <w:pPr>
+        <w:pStyle w:val="BodyText"/>
+      </w:pPr>
+      <w:r>
+        <w:t xml:space="preserve">KORNILOVA: Честно? Сегодня нет, потому что регистрации нет. После регистрации посмотрю, а после обучения — может быть.</w:t>
+      </w:r>
+    </w:p>
+    <w:p>
+      <w:pPr>
+        <w:pStyle w:val="BodyText"/>
+      </w:pPr>
+      <w:r>
+        <w:t xml:space="preserve">DOYUN: Она говорит, что это честный ответ, совсем как у бабушки Алексея.</w:t>
+      </w:r>
+    </w:p>
+    <w:p>
+      <w:pPr>
+        <w:pStyle w:val="BodyText"/>
+      </w:pPr>
+      <w:r>
+        <w:t xml:space="preserve">KORNILOVA: У бабушки Алексея? А вы что, знаете его бабушку?</w:t>
+      </w:r>
+    </w:p>
+    <w:p>
+      <w:pPr>
+        <w:pStyle w:val="BodyText"/>
+      </w:pPr>
+      <w:r>
+        <w:t xml:space="preserve">DOYUN: Наш президент мыл пол в её медпункте. Это долгая история, доктор.</w:t>
+      </w:r>
+    </w:p>
+    <w:p>
+      <w:pPr>
+        <w:pStyle w:val="BodyText"/>
+      </w:pPr>
+      <w:r>
+        <w:t xml:space="preserve">ALINA: Это правда, Елена Викторовна, вся деревня это видела своими глазами.</w:t>
+      </w:r>
+    </w:p>
+    <w:p>
+      <w:pPr>
+        <w:pStyle w:val="BodyText"/>
+      </w:pPr>
+      <w:r>
+        <w:t xml:space="preserve">KORNILOVA: Воронцов, у вас корейский президент моет полы в Тульской области? Почему же я узнаю об этом последней?</w:t>
+      </w:r>
+    </w:p>
+    <w:p>
+      <w:pPr>
+        <w:pStyle w:val="BodyText"/>
+      </w:pPr>
+      <w:r>
+        <w:t xml:space="preserve">ALEKSEY: Вы узнаёте не последней, а вовремя, как и с резюме.</w:t>
+      </w:r>
+    </w:p>
+    <w:p>
+      <w:pPr>
+        <w:pStyle w:val="BodyText"/>
+      </w:pPr>
+      <w:r>
+        <w:t xml:space="preserve">KORNILOVA: Остроумно. Госпожа Чон, а можно продлить наблюдение до восемнадцати месяцев?</w:t>
+      </w:r>
+    </w:p>
+    <w:p>
+      <w:pPr>
+        <w:pStyle w:val="BodyText"/>
+      </w:pPr>
+      <w:r>
+        <w:t xml:space="preserve">DOYUN: Госпожа Чон говорит, что можно, потому что пациентки ещё приходят. У двадцати из них уже восемнадцать месяцев.</w:t>
+      </w:r>
+    </w:p>
+    <w:p>
+      <w:pPr>
+        <w:pStyle w:val="BodyText"/>
+      </w:pPr>
+      <w:r>
+        <w:t xml:space="preserve">KORNILOVA: Двадцать — это мало, но лучше, чем ноль, так что пришлите. Эксперт любит длинное наблюдение.</w:t>
+      </w:r>
+    </w:p>
+    <w:p>
+      <w:pPr>
+        <w:pStyle w:val="BodyText"/>
+      </w:pPr>
+      <w:r>
+        <w:t xml:space="preserve">OLGA: Именно это я и хотела сказать. Доктор Корнилова говорит как настоящий регистратор.</w:t>
+      </w:r>
+    </w:p>
+    <w:p>
+      <w:pPr>
+        <w:pStyle w:val="BodyText"/>
+      </w:pPr>
+      <w:r>
+        <w:t xml:space="preserve">KORNILOVA: Нет, это регистратор говорит как врач. Мы с вами думаем об одной и той же пациентке, Ольга Петровна, только с разных сторон. И это большая редкость, когда регистратор и врач согласны друг с другом.</w:t>
       </w:r>
     </w:p>
     <w:bookmarkEnd w:id="23"/>
@@ -1059,199 +1059,199 @@
         <w:pStyle w:val="FirstParagraph"/>
       </w:pPr>
       <w:r>
-        <w:t xml:space="preserve">OLGA: Значит, план. Отчёт о клинической доказательности. Честный. С узелками. С тонкой кожей.</w:t>
-      </w:r>
-    </w:p>
-    <w:p>
-      <w:pPr>
-        <w:pStyle w:val="BodyText"/>
-      </w:pPr>
-      <w:r>
-        <w:t xml:space="preserve">ALEKSEY: А российские пациенты? Эксперт же спросит.</w:t>
-      </w:r>
-    </w:p>
-    <w:p>
-      <w:pPr>
-        <w:pStyle w:val="BodyText"/>
-      </w:pPr>
-      <w:r>
-        <w:t xml:space="preserve">OLGA: Спросит. Делать клиническое исследование в России сейчас — год и пятнадцать миллионов. У нас этого нет.</w:t>
-      </w:r>
-    </w:p>
-    <w:p>
-      <w:pPr>
-        <w:pStyle w:val="BodyText"/>
-      </w:pPr>
-      <w:r>
-        <w:t xml:space="preserve">KORNILOVA: И не нужно сейчас. Есть другой путь. Пострегистрационное наблюдение. Вы пишете в досье обещание: после регистрации собрать данные российских пациенток. Это честнее, чем обещать то, чего нет.</w:t>
-      </w:r>
-    </w:p>
-    <w:p>
-      <w:pPr>
-        <w:pStyle w:val="BodyText"/>
-      </w:pPr>
-      <w:r>
-        <w:t xml:space="preserve">ALINA: Как регистр? Каждая пациентка — в базу, через год — отчёт?</w:t>
-      </w:r>
-    </w:p>
-    <w:p>
-      <w:pPr>
-        <w:pStyle w:val="BodyText"/>
-      </w:pPr>
-      <w:r>
-        <w:t xml:space="preserve">KORNILOVA: Именно. Сто пациенток. Три клиники. Двенадцать месяцев. Все осложнения — в отчёт. Даже маленькие.</w:t>
-      </w:r>
-    </w:p>
-    <w:p>
-      <w:pPr>
-        <w:pStyle w:val="BodyText"/>
-      </w:pPr>
-      <w:r>
-        <w:t xml:space="preserve">OLGA: Эксперты это любят. Обещание, которое можно проверить.</w:t>
-      </w:r>
-    </w:p>
-    <w:p>
-      <w:pPr>
-        <w:pStyle w:val="BodyText"/>
-      </w:pPr>
-      <w:r>
-        <w:t xml:space="preserve">IRINA: А кто платит врачам за наблюдение? Это работа. Время.</w:t>
-      </w:r>
-    </w:p>
-    <w:p>
-      <w:pPr>
-        <w:pStyle w:val="BodyText"/>
-      </w:pPr>
-      <w:r>
-        <w:t xml:space="preserve">KORNILOVA: Вот здесь осторожно. Если вы платите врачу за каждую пациентку, вы платите за продажи. Это тот же Сочи, Воронцов. Только в белом халате. Только хуже, потому что опаснее.</w:t>
-      </w:r>
-    </w:p>
-    <w:p>
-      <w:pPr>
-        <w:pStyle w:val="BodyText"/>
-      </w:pPr>
-      <w:r>
-        <w:t xml:space="preserve">ALEKSEY: Я не хочу Сочи. Как сделать правильно?</w:t>
-      </w:r>
-    </w:p>
-    <w:p>
-      <w:pPr>
-        <w:pStyle w:val="BodyText"/>
-      </w:pPr>
-      <w:r>
-        <w:t xml:space="preserve">KORNILOVA: Фиксированная оплата клинике за работу исследователя. По договору. Не за количество шприцев. И результат публикуется в любом случае. Хороший или плохой. Иначе это не наука, а реклама.</w:t>
-      </w:r>
-    </w:p>
-    <w:p>
-      <w:pPr>
-        <w:pStyle w:val="BodyText"/>
-      </w:pPr>
-      <w:r>
-        <w:t xml:space="preserve">IRINA: Фиксированная оплата. По договору. Безнал. Я запишу.</w:t>
-      </w:r>
-    </w:p>
-    <w:p>
-      <w:pPr>
-        <w:pStyle w:val="BodyText"/>
-      </w:pPr>
-      <w:r>
-        <w:t xml:space="preserve">KORNILOVA: И без подарков. Даже конфет на Восьмое марта.</w:t>
-      </w:r>
-    </w:p>
-    <w:p>
-      <w:pPr>
-        <w:pStyle w:val="BodyText"/>
-      </w:pPr>
-      <w:r>
-        <w:t xml:space="preserve">OLGA: И ещё. Клиники выбирает не отдел продаж. Клиники выбираем мы втроём. По качеству, а не по объёму. И мы каждый раз записываем это в договор с клиниками.</w:t>
-      </w:r>
-    </w:p>
-    <w:p>
-      <w:pPr>
-        <w:pStyle w:val="BodyText"/>
-      </w:pPr>
-      <w:r>
-        <w:t xml:space="preserve">KORNILOVA: Тогда я согласна. Моя клиника — первая. Гарипова — вторая, если её возьмёте.</w:t>
-      </w:r>
-    </w:p>
-    <w:p>
-      <w:pPr>
-        <w:pStyle w:val="BodyText"/>
-      </w:pPr>
-      <w:r>
-        <w:t xml:space="preserve">ALINA: Я? Исследователем? Я же одна в клинике.</w:t>
-      </w:r>
-    </w:p>
-    <w:p>
-      <w:pPr>
-        <w:pStyle w:val="BodyText"/>
-      </w:pPr>
-      <w:r>
-        <w:t xml:space="preserve">KORNILOVA: Одна — значит, внимательная. У вас нет ассистентов, которые пропустят узелок. Вы увидите всё сами.</w:t>
-      </w:r>
-    </w:p>
-    <w:p>
-      <w:pPr>
-        <w:pStyle w:val="BodyText"/>
-      </w:pPr>
-      <w:r>
-        <w:t xml:space="preserve">ALEKSEY: А третья клиника?</w:t>
-      </w:r>
-    </w:p>
-    <w:p>
-      <w:pPr>
-        <w:pStyle w:val="BodyText"/>
-      </w:pPr>
-      <w:r>
-        <w:t xml:space="preserve">KORNILOVA: Третью найдёте вы. Не Самойлов. Не сеть, где колют двести в день. Кто-то, кто записывает.</w:t>
-      </w:r>
-    </w:p>
-    <w:p>
-      <w:pPr>
-        <w:pStyle w:val="BodyText"/>
-      </w:pPr>
-      <w:r>
-        <w:t xml:space="preserve">ALEKSEY: Понял. Кто-то, кто записывает. Как бабушка.</w:t>
-      </w:r>
-    </w:p>
-    <w:p>
-      <w:pPr>
-        <w:pStyle w:val="BodyText"/>
-      </w:pPr>
-      <w:r>
-        <w:t xml:space="preserve">ALINA: Или как Нина Аркадьевна из лаборатории.</w:t>
-      </w:r>
-    </w:p>
-    <w:p>
-      <w:pPr>
-        <w:pStyle w:val="BodyText"/>
-      </w:pPr>
-      <w:r>
-        <w:t xml:space="preserve">KORNILOVA: Опять бабушка. Ладно. Ольга Петровна, когда подаёте досье?</w:t>
-      </w:r>
-    </w:p>
-    <w:p>
-      <w:pPr>
-        <w:pStyle w:val="BodyText"/>
-      </w:pPr>
-      <w:r>
-        <w:t xml:space="preserve">OLGA: Через шесть недель. Если исправят резюме и вы подпишете письмо.</w:t>
-      </w:r>
-    </w:p>
-    <w:p>
-      <w:pPr>
-        <w:pStyle w:val="BodyText"/>
-      </w:pPr>
-      <w:r>
-        <w:t xml:space="preserve">KORNILOVA: Подпишу. С одним условием. В письме будет написано, что результаты публикуются независимо от выводов.</w:t>
-      </w:r>
-    </w:p>
-    <w:p>
-      <w:pPr>
-        <w:pStyle w:val="BodyText"/>
-      </w:pPr>
-      <w:r>
-        <w:t xml:space="preserve">ALEKSEY: Записываем. Независимо от выводов. Ирина, это в договор.</w:t>
+        <w:t xml:space="preserve">OLGA: Значит, план такой: отчёт о клинической доказательности. Честный, с узелками и с тонкой кожей.</w:t>
+      </w:r>
+    </w:p>
+    <w:p>
+      <w:pPr>
+        <w:pStyle w:val="BodyText"/>
+      </w:pPr>
+      <w:r>
+        <w:t xml:space="preserve">ALEKSEY: А как же российские пациенты? Эксперт ведь всё равно об этом спросит.</w:t>
+      </w:r>
+    </w:p>
+    <w:p>
+      <w:pPr>
+        <w:pStyle w:val="BodyText"/>
+      </w:pPr>
+      <w:r>
+        <w:t xml:space="preserve">OLGA: Конечно, спросит. Но клиническое исследование в России сейчас — это год и пятнадцать миллионов, а у нас этого нет.</w:t>
+      </w:r>
+    </w:p>
+    <w:p>
+      <w:pPr>
+        <w:pStyle w:val="BodyText"/>
+      </w:pPr>
+      <w:r>
+        <w:t xml:space="preserve">KORNILOVA: И сейчас это не нужно, есть другой путь: пострегистрационное наблюдение. Вы пишете в досье обещание, что после регистрации соберёте данные российских пациенток. Это честнее, чем обещать то, чего у вас нет, и эксперты такое понимают.</w:t>
+      </w:r>
+    </w:p>
+    <w:p>
+      <w:pPr>
+        <w:pStyle w:val="BodyText"/>
+      </w:pPr>
+      <w:r>
+        <w:t xml:space="preserve">ALINA: То есть как регистр? Каждая пациентка вносится в базу, а через год готовим отчёт?</w:t>
+      </w:r>
+    </w:p>
+    <w:p>
+      <w:pPr>
+        <w:pStyle w:val="BodyText"/>
+      </w:pPr>
+      <w:r>
+        <w:t xml:space="preserve">KORNILOVA: Именно так: сто пациенток, три клиники и двенадцать месяцев. Все осложнения идут в отчёт, даже самые маленькие.</w:t>
+      </w:r>
+    </w:p>
+    <w:p>
+      <w:pPr>
+        <w:pStyle w:val="BodyText"/>
+      </w:pPr>
+      <w:r>
+        <w:t xml:space="preserve">OLGA: Эксперты это любят, потому что это обещание, которое можно проверить.</w:t>
+      </w:r>
+    </w:p>
+    <w:p>
+      <w:pPr>
+        <w:pStyle w:val="BodyText"/>
+      </w:pPr>
+      <w:r>
+        <w:t xml:space="preserve">IRINA: А кто будет платить врачам за наблюдение? Ведь это работа и время.</w:t>
+      </w:r>
+    </w:p>
+    <w:p>
+      <w:pPr>
+        <w:pStyle w:val="BodyText"/>
+      </w:pPr>
+      <w:r>
+        <w:t xml:space="preserve">KORNILOVA: Вот здесь осторожно. Если вы платите врачу за каждую пациентку, вы платите за продажи. Это тот же Сочи, Воронцов, только в белом халате. И это даже хуже, потому что опаснее для пациенток.</w:t>
+      </w:r>
+    </w:p>
+    <w:p>
+      <w:pPr>
+        <w:pStyle w:val="BodyText"/>
+      </w:pPr>
+      <w:r>
+        <w:t xml:space="preserve">ALEKSEY: Я не хочу второго Сочи. Как тогда сделать всё правильно?</w:t>
+      </w:r>
+    </w:p>
+    <w:p>
+      <w:pPr>
+        <w:pStyle w:val="BodyText"/>
+      </w:pPr>
+      <w:r>
+        <w:t xml:space="preserve">KORNILOVA: Фиксированная оплата клинике за работу исследователя, по договору, а не за количество шприцев. И результат публикуется в любом случае, хороший он или плохой. Иначе это не наука, а реклама, и эксперт это сразу увидит.</w:t>
+      </w:r>
+    </w:p>
+    <w:p>
+      <w:pPr>
+        <w:pStyle w:val="BodyText"/>
+      </w:pPr>
+      <w:r>
+        <w:t xml:space="preserve">IRINA: Фиксированная оплата, по договору и безналом. Я всё запишу.</w:t>
+      </w:r>
+    </w:p>
+    <w:p>
+      <w:pPr>
+        <w:pStyle w:val="BodyText"/>
+      </w:pPr>
+      <w:r>
+        <w:t xml:space="preserve">KORNILOVA: И, пожалуйста, без подарков. Даже без конфет на Восьмое марта.</w:t>
+      </w:r>
+    </w:p>
+    <w:p>
+      <w:pPr>
+        <w:pStyle w:val="BodyText"/>
+      </w:pPr>
+      <w:r>
+        <w:t xml:space="preserve">OLGA: И ещё одно: клиники выбирает не отдел продаж, а мы втроём, по качеству, а не по объёму. И каждый раз мы записываем это в договор с клиникой, чтобы потом не было вопросов.</w:t>
+      </w:r>
+    </w:p>
+    <w:p>
+      <w:pPr>
+        <w:pStyle w:val="BodyText"/>
+      </w:pPr>
+      <w:r>
+        <w:t xml:space="preserve">KORNILOVA: Тогда я согласна. Моя клиника будет первой, а Гарипова второй, если вы её возьмёте.</w:t>
+      </w:r>
+    </w:p>
+    <w:p>
+      <w:pPr>
+        <w:pStyle w:val="BodyText"/>
+      </w:pPr>
+      <w:r>
+        <w:t xml:space="preserve">ALINA: Я? Исследователем? Но ведь я одна на всю клинику.</w:t>
+      </w:r>
+    </w:p>
+    <w:p>
+      <w:pPr>
+        <w:pStyle w:val="BodyText"/>
+      </w:pPr>
+      <w:r>
+        <w:t xml:space="preserve">KORNILOVA: Одна — значит, внимательная. У вас нет ассистентов, которые пропустят узелок, и вы всё увидите сами.</w:t>
+      </w:r>
+    </w:p>
+    <w:p>
+      <w:pPr>
+        <w:pStyle w:val="BodyText"/>
+      </w:pPr>
+      <w:r>
+        <w:t xml:space="preserve">ALEKSEY: А кто тогда будет третьей клиникой? У вас есть кто-то на примете?</w:t>
+      </w:r>
+    </w:p>
+    <w:p>
+      <w:pPr>
+        <w:pStyle w:val="BodyText"/>
+      </w:pPr>
+      <w:r>
+        <w:t xml:space="preserve">KORNILOVA: Третью найдёте вы сами. Только не Самойлов и не сеть, где колют двести в день, а кто-то, кто записывает.</w:t>
+      </w:r>
+    </w:p>
+    <w:p>
+      <w:pPr>
+        <w:pStyle w:val="BodyText"/>
+      </w:pPr>
+      <w:r>
+        <w:t xml:space="preserve">ALEKSEY: Понял: кто-то, кто всё записывает. Как моя бабушка.</w:t>
+      </w:r>
+    </w:p>
+    <w:p>
+      <w:pPr>
+        <w:pStyle w:val="BodyText"/>
+      </w:pPr>
+      <w:r>
+        <w:t xml:space="preserve">ALINA: Или как Нина Аркадьевна из лаборатории, которая пишет только правду.</w:t>
+      </w:r>
+    </w:p>
+    <w:p>
+      <w:pPr>
+        <w:pStyle w:val="BodyText"/>
+      </w:pPr>
+      <w:r>
+        <w:t xml:space="preserve">KORNILOVA: Опять бабушка. Ладно. Ольга Петровна, когда вы подаёте досье?</w:t>
+      </w:r>
+    </w:p>
+    <w:p>
+      <w:pPr>
+        <w:pStyle w:val="BodyText"/>
+      </w:pPr>
+      <w:r>
+        <w:t xml:space="preserve">OLGA: Через шесть недель, если корейцы исправят резюме и вы подпишете письмо.</w:t>
+      </w:r>
+    </w:p>
+    <w:p>
+      <w:pPr>
+        <w:pStyle w:val="BodyText"/>
+      </w:pPr>
+      <w:r>
+        <w:t xml:space="preserve">KORNILOVA: Подпишу, но с одним условием: в письме будет написано, что результаты публикуются независимо от выводов.</w:t>
+      </w:r>
+    </w:p>
+    <w:p>
+      <w:pPr>
+        <w:pStyle w:val="BodyText"/>
+      </w:pPr>
+      <w:r>
+        <w:t xml:space="preserve">ALEKSEY: Записываем: независимо от выводов. Ирина, пожалуйста, внесите это в договор.</w:t>
       </w:r>
     </w:p>
     <w:bookmarkEnd w:id="24"/>
@@ -1269,119 +1269,119 @@
         <w:pStyle w:val="FirstParagraph"/>
       </w:pPr>
       <w:r>
-        <w:t xml:space="preserve">KORNILOVA: Воронцов, подождите. Два слова. Без регистратора.</w:t>
-      </w:r>
-    </w:p>
-    <w:p>
-      <w:pPr>
-        <w:pStyle w:val="BodyText"/>
-      </w:pPr>
-      <w:r>
-        <w:t xml:space="preserve">ALEKSEY: Слушаю, Елена Викторовна.</w:t>
-      </w:r>
-    </w:p>
-    <w:p>
-      <w:pPr>
-        <w:pStyle w:val="BodyText"/>
-      </w:pPr>
-      <w:r>
-        <w:t xml:space="preserve">KORNILOVA: Сегодня я впервые поверила вашему продукту. Не из-за ста двадцати пациенток.</w:t>
-      </w:r>
-    </w:p>
-    <w:p>
-      <w:pPr>
-        <w:pStyle w:val="BodyText"/>
-      </w:pPr>
-      <w:r>
-        <w:t xml:space="preserve">ALEKSEY: А из-за чего?</w:t>
-      </w:r>
-    </w:p>
-    <w:p>
-      <w:pPr>
-        <w:pStyle w:val="BodyText"/>
-      </w:pPr>
-      <w:r>
-        <w:t xml:space="preserve">KORNILOVA: Из-за трёх узелков. Из-за того, как кореянка сказала «моя ошибка». И из-за того, что вы привезли таблицу, а не брошюру. Три причины, и все три — не про гель.</w:t>
-      </w:r>
-    </w:p>
-    <w:p>
-      <w:pPr>
-        <w:pStyle w:val="BodyText"/>
-      </w:pPr>
-      <w:r>
-        <w:t xml:space="preserve">ALEKSEY: Мы чуть не привезли резюме с нулём осложнений.</w:t>
-      </w:r>
-    </w:p>
-    <w:p>
-      <w:pPr>
-        <w:pStyle w:val="BodyText"/>
-      </w:pPr>
-      <w:r>
-        <w:t xml:space="preserve">KORNILOVA: Чуть — не считается. Вы привезли всё. Я нашла. Вы не спорили. Это и есть честность, о которой я писала в пункте пятом. Вы сегодня молодец, Воронцов.</w:t>
-      </w:r>
-    </w:p>
-    <w:p>
-      <w:pPr>
-        <w:pStyle w:val="BodyText"/>
-      </w:pPr>
-      <w:r>
-        <w:t xml:space="preserve">ALEKSEY: Пятый пункт. Самый трудный.</w:t>
-      </w:r>
-    </w:p>
-    <w:p>
-      <w:pPr>
-        <w:pStyle w:val="BodyText"/>
-      </w:pPr>
-      <w:r>
-        <w:t xml:space="preserve">KORNILOVA: Самый трудный. Вы его сегодня начали. Не закончили — начали.</w:t>
-      </w:r>
-    </w:p>
-    <w:p>
-      <w:pPr>
-        <w:pStyle w:val="BodyText"/>
-      </w:pPr>
-      <w:r>
-        <w:t xml:space="preserve">ALEKSEY: Значит, вы будете учить врачей?</w:t>
-      </w:r>
-    </w:p>
-    <w:p>
-      <w:pPr>
-        <w:pStyle w:val="BodyText"/>
-      </w:pPr>
-      <w:r>
-        <w:t xml:space="preserve">KORNILOVA: После регистрации. После моей проверки. Колоть до регистрации не буду. Даже себе. Даже бесплатно.</w:t>
-      </w:r>
-    </w:p>
-    <w:p>
-      <w:pPr>
-        <w:pStyle w:val="BodyText"/>
-      </w:pPr>
-      <w:r>
-        <w:t xml:space="preserve">ALEKSEY: Знаю. Ольга Петровна говорит: «Даже маме».</w:t>
-      </w:r>
-    </w:p>
-    <w:p>
-      <w:pPr>
-        <w:pStyle w:val="BodyText"/>
-      </w:pPr>
-      <w:r>
-        <w:t xml:space="preserve">KORNILOVA: Хороший регистратор. Держитесь за неё.</w:t>
-      </w:r>
-    </w:p>
-    <w:p>
-      <w:pPr>
-        <w:pStyle w:val="BodyText"/>
-      </w:pPr>
-      <w:r>
-        <w:t xml:space="preserve">ALEKSEY: Держимся. А вы держитесь за нас? Хотя бы немного?</w:t>
-      </w:r>
-    </w:p>
-    <w:p>
-      <w:pPr>
-        <w:pStyle w:val="BodyText"/>
-      </w:pPr>
-      <w:r>
-        <w:t xml:space="preserve">KORNILOVA: Немного. Пока нет регистрации — немного. Но вот что я скажу, Воронцов: в моём кабинете сегодня никто не врал. Ни вы, ни корейцы, ни ваш регистратор. Это бывает раз в год.</w:t>
+        <w:t xml:space="preserve">KORNILOVA: Воронцов, подождите минуту. Я хочу сказать вам два слова без регистратора.</w:t>
+      </w:r>
+    </w:p>
+    <w:p>
+      <w:pPr>
+        <w:pStyle w:val="BodyText"/>
+      </w:pPr>
+      <w:r>
+        <w:t xml:space="preserve">ALEKSEY: Слушаю вас внимательно, Елена Викторовна.</w:t>
+      </w:r>
+    </w:p>
+    <w:p>
+      <w:pPr>
+        <w:pStyle w:val="BodyText"/>
+      </w:pPr>
+      <w:r>
+        <w:t xml:space="preserve">KORNILOVA: Сегодня я впервые поверила вашему продукту. И не из-за ста двадцати пациенток.</w:t>
+      </w:r>
+    </w:p>
+    <w:p>
+      <w:pPr>
+        <w:pStyle w:val="BodyText"/>
+      </w:pPr>
+      <w:r>
+        <w:t xml:space="preserve">ALEKSEY: А из-за чего тогда? Мне правда интересно.</w:t>
+      </w:r>
+    </w:p>
+    <w:p>
+      <w:pPr>
+        <w:pStyle w:val="BodyText"/>
+      </w:pPr>
+      <w:r>
+        <w:t xml:space="preserve">KORNILOVA: Из-за трёх узелков. Из-за того, как кореянка сказала «моя ошибка». И из-за того, что вы привезли таблицу, а не брошюру. Три причины, и все три не про гель, а про людей, которые за ним стоят.</w:t>
+      </w:r>
+    </w:p>
+    <w:p>
+      <w:pPr>
+        <w:pStyle w:val="BodyText"/>
+      </w:pPr>
+      <w:r>
+        <w:t xml:space="preserve">ALEKSEY: Но ведь мы чуть не привезли вам резюме с нулём осложнений.</w:t>
+      </w:r>
+    </w:p>
+    <w:p>
+      <w:pPr>
+        <w:pStyle w:val="BodyText"/>
+      </w:pPr>
+      <w:r>
+        <w:t xml:space="preserve">KORNILOVA: «Чуть» не считается. Вы привезли всё, я нашла, а вы не спорили. Это и есть та честность, о которой я писала в пункте пятом. Вы сегодня молодец, Воронцов, и я говорю это не так часто.</w:t>
+      </w:r>
+    </w:p>
+    <w:p>
+      <w:pPr>
+        <w:pStyle w:val="BodyText"/>
+      </w:pPr>
+      <w:r>
+        <w:t xml:space="preserve">ALEKSEY: Пятый пункт… Он для меня самый трудный из всех.</w:t>
+      </w:r>
+    </w:p>
+    <w:p>
+      <w:pPr>
+        <w:pStyle w:val="BodyText"/>
+      </w:pPr>
+      <w:r>
+        <w:t xml:space="preserve">KORNILOVA: Да, самый трудный. Вы его сегодня начали. Не закончили, а только начали.</w:t>
+      </w:r>
+    </w:p>
+    <w:p>
+      <w:pPr>
+        <w:pStyle w:val="BodyText"/>
+      </w:pPr>
+      <w:r>
+        <w:t xml:space="preserve">ALEKSEY: Значит, вы всё-таки будете учить врачей нашему филлеру?</w:t>
+      </w:r>
+    </w:p>
+    <w:p>
+      <w:pPr>
+        <w:pStyle w:val="BodyText"/>
+      </w:pPr>
+      <w:r>
+        <w:t xml:space="preserve">KORNILOVA: После регистрации и после моей проверки. До регистрации колоть не буду, даже себе и даже бесплатно.</w:t>
+      </w:r>
+    </w:p>
+    <w:p>
+      <w:pPr>
+        <w:pStyle w:val="BodyText"/>
+      </w:pPr>
+      <w:r>
+        <w:t xml:space="preserve">ALEKSEY: Я знаю. Ольга Петровна в таких случаях говорит: «Даже маме».</w:t>
+      </w:r>
+    </w:p>
+    <w:p>
+      <w:pPr>
+        <w:pStyle w:val="BodyText"/>
+      </w:pPr>
+      <w:r>
+        <w:t xml:space="preserve">KORNILOVA: Хороший у вас регистратор, держитесь за неё крепко.</w:t>
+      </w:r>
+    </w:p>
+    <w:p>
+      <w:pPr>
+        <w:pStyle w:val="BodyText"/>
+      </w:pPr>
+      <w:r>
+        <w:t xml:space="preserve">ALEKSEY: Держимся. А вы держитесь за нас, хотя бы немного?</w:t>
+      </w:r>
+    </w:p>
+    <w:p>
+      <w:pPr>
+        <w:pStyle w:val="BodyText"/>
+      </w:pPr>
+      <w:r>
+        <w:t xml:space="preserve">KORNILOVA: Немного. Пока нет регистрации, только немного. Но вот что я вам скажу, Воронцов: в моём кабинете сегодня никто не врал. Ни вы, ни корейцы, ни ваш регистратор. А такое бывает примерно раз в год.</w:t>
       </w:r>
     </w:p>
     <w:p>
@@ -2178,7 +2178,7 @@
         <w:t xml:space="preserve">“</w:t>
       </w:r>
       <w:r>
-        <w:t xml:space="preserve">Вот. В таблице — три. В резюме — ноль. Эксперт читает резюме первым. Потом находит таблицу. И перестаёт верить всему остальному. Так устроены все эксперты, которых я знаю за двадцать пять лет.</w:t>
+        <w:t xml:space="preserve">Вот. В таблице — три, а в резюме — ноль. Эксперт читает резюме первым, потом находит таблицу и перестаёт верить всему остальному. Так устроены все эксперты, которых я знаю за двадцать пять лет, и я сама устроена точно так же.</w:t>
       </w:r>
       <w:r>
         <w:t xml:space="preserve">”</w:t>
@@ -2258,19 +2258,19 @@
               <w:jc w:val="left"/>
             </w:pPr>
             <w:r>
-              <w:t xml:space="preserve">В таблице — три. В резюме — ноль.</w:t>
-            </w:r>
-          </w:p>
-        </w:tc>
-        <w:tc>
-          <w:tcPr/>
-          <w:p>
-            <w:pPr>
-              <w:pStyle w:val="Compact"/>
-              <w:jc w:val="left"/>
-            </w:pPr>
-            <w:r>
-              <w:t xml:space="preserve">생략 구문(대시)으로 날카로운 대조</w:t>
+              <w:t xml:space="preserve">В таблице — три, а в резюме — ноль.</w:t>
+            </w:r>
+          </w:p>
+        </w:tc>
+        <w:tc>
+          <w:tcPr/>
+          <w:p>
+            <w:pPr>
+              <w:pStyle w:val="Compact"/>
+              <w:jc w:val="left"/>
+            </w:pPr>
+            <w:r>
+              <w:t xml:space="preserve">생략 구문(대시) + а로 날카로운 대조</w:t>
             </w:r>
           </w:p>
         </w:tc>
@@ -2296,7 +2296,7 @@
               <w:jc w:val="left"/>
             </w:pPr>
             <w:r>
-              <w:t xml:space="preserve">Эксперт читает… первым. Потом находит…</w:t>
+              <w:t xml:space="preserve">Эксперт читает… первым, потом находит…</w:t>
             </w:r>
           </w:p>
         </w:tc>
@@ -2334,7 +2334,7 @@
               <w:jc w:val="left"/>
             </w:pPr>
             <w:r>
-              <w:t xml:space="preserve">И перестаёт верить всему остальному.</w:t>
+              <w:t xml:space="preserve">и перестаёт верить всему остальному.</w:t>
             </w:r>
           </w:p>
         </w:tc>
@@ -2385,6 +2385,44 @@
             </w:pPr>
             <w:r>
               <w:t xml:space="preserve">경험에 근거한 일반화</w:t>
+            </w:r>
+          </w:p>
+        </w:tc>
+      </w:tr>
+      <w:tr>
+        <w:tc>
+          <w:tcPr/>
+          <w:p>
+            <w:pPr>
+              <w:pStyle w:val="Compact"/>
+              <w:jc w:val="left"/>
+            </w:pPr>
+            <w:r>
+              <w:t xml:space="preserve">⑤ 자기 포함</w:t>
+            </w:r>
+          </w:p>
+        </w:tc>
+        <w:tc>
+          <w:tcPr/>
+          <w:p>
+            <w:pPr>
+              <w:pStyle w:val="Compact"/>
+              <w:jc w:val="left"/>
+            </w:pPr>
+            <w:r>
+              <w:t xml:space="preserve">и я сама устроена точно так же.</w:t>
+            </w:r>
+          </w:p>
+        </w:tc>
+        <w:tc>
+          <w:tcPr/>
+          <w:p>
+            <w:pPr>
+              <w:pStyle w:val="Compact"/>
+              <w:jc w:val="left"/>
+            </w:pPr>
+            <w:r>
+              <w:t xml:space="preserve">точно так же(똑같이) — 화자도 같은 기준임을 밝힘</w:t>
             </w:r>
           </w:p>
         </w:tc>
@@ -2408,7 +2446,7 @@
         <w:t xml:space="preserve">“</w:t>
       </w:r>
       <w:r>
-        <w:t xml:space="preserve">В X — …, в Y — … Z читает… первым. Потом… И перестаёт верить… Так устроены все…</w:t>
+        <w:t xml:space="preserve">В X — …, а в Y — … Z читает… первым, потом… и перестаёт верить… Так устроены все…, и я сама…</w:t>
       </w:r>
       <w:r>
         <w:t xml:space="preserve">”</w:t>
@@ -2427,7 +2465,7 @@
         <w:t xml:space="preserve"> </w:t>
       </w:r>
       <w:r>
-        <w:t xml:space="preserve">потом(그다음) · всему остальному(나머지 전부에) · так устроены(그렇게 되어 있다)</w:t>
+        <w:t xml:space="preserve">а(그런데) · потом(그다음) · всему остальному(나머지 전부에) · так устроены(그렇게 되어 있다) · точно так же(똑같이)</w:t>
       </w:r>
       <w:r>
         <w:t xml:space="preserve"> </w:t>
@@ -2443,7 +2481,7 @@
         <w:t xml:space="preserve"> </w:t>
       </w:r>
       <w:r>
-        <w:t xml:space="preserve">보고서 요약과 본문이 다를 때 생기는 문제를 25~30단어로 설명하기.</w:t>
+        <w:t xml:space="preserve">보고서 요약과 본문이 다를 때 생기는 문제를 30~50단어로 설명하기.</w:t>
       </w:r>
     </w:p>
     <w:bookmarkEnd w:id="30"/>
@@ -2944,119 +2982,119 @@
         <w:pStyle w:val="FirstParagraph"/>
       </w:pPr>
       <w:r>
-        <w:t xml:space="preserve">이리나: 지급 지시서. 14만 달러. 수취인 — 「세진바이오」. 기한 — 오늘.</w:t>
-      </w:r>
-    </w:p>
-    <w:p>
-      <w:pPr>
-        <w:pStyle w:val="BodyText"/>
-      </w:pPr>
-      <w:r>
-        <w:t xml:space="preserve">알렉세이: 다 맞아요?</w:t>
-      </w:r>
-    </w:p>
-    <w:p>
-      <w:pPr>
-        <w:pStyle w:val="BodyText"/>
-      </w:pPr>
-      <w:r>
-        <w:t xml:space="preserve">이리나: 1센트까지요. 세진의 370만은 금요일에 들어왔어요. 은행은 500을 수요일에 보냈고요.</w:t>
-      </w:r>
-    </w:p>
-    <w:p>
-      <w:pPr>
-        <w:pStyle w:val="BodyText"/>
-      </w:pPr>
-      <w:r>
-        <w:t xml:space="preserve">올가: 그리고 없는 벨로바와 내 급여도요. 잊지 마요.</w:t>
-      </w:r>
-    </w:p>
-    <w:p>
-      <w:pPr>
-        <w:pStyle w:val="BodyText"/>
-      </w:pPr>
-      <w:r>
-        <w:t xml:space="preserve">알렉세이: 안 잊어요. 절대로.</w:t>
-      </w:r>
-    </w:p>
-    <w:p>
-      <w:pPr>
-        <w:pStyle w:val="BodyText"/>
-      </w:pPr>
-      <w:r>
-        <w:t xml:space="preserve">이리나: 첫 서명 — 당신 거예요, 알렉세이. 두 번째 — 제 거.</w:t>
-      </w:r>
-    </w:p>
-    <w:p>
-      <w:pPr>
-        <w:pStyle w:val="BodyText"/>
-      </w:pPr>
-      <w:r>
-        <w:t xml:space="preserve">알렉세이: 서명합니다. 전자 서명으로. 손이 떨려요.</w:t>
-      </w:r>
-    </w:p>
-    <w:p>
-      <w:pPr>
-        <w:pStyle w:val="BodyText"/>
-      </w:pPr>
-      <w:r>
-        <w:t xml:space="preserve">이리나: 저도요. 1,300만을 처음 보내요. 남의 회사가 아니라 우리 회사에서.</w:t>
-      </w:r>
-    </w:p>
-    <w:p>
-      <w:pPr>
-        <w:pStyle w:val="BodyText"/>
-      </w:pPr>
-      <w:r>
-        <w:t xml:space="preserve">올가: 빨리 눌러요. 은행 외환 통제가 2시에 닫혀요. 운명을 시험하지 마요.</w:t>
-      </w:r>
-    </w:p>
-    <w:p>
-      <w:pPr>
-        <w:pStyle w:val="BodyText"/>
-      </w:pPr>
-      <w:r>
-        <w:t xml:space="preserve">이리나: 보냈어요. 9시 58분. 기한 이틀 전.</w:t>
-      </w:r>
-    </w:p>
-    <w:p>
-      <w:pPr>
-        <w:pStyle w:val="BodyText"/>
-      </w:pPr>
-      <w:r>
-        <w:t xml:space="preserve">알렉세이: 이틀 전. 해냈어요.</w:t>
-      </w:r>
-    </w:p>
-    <w:p>
-      <w:pPr>
-        <w:pStyle w:val="BodyText"/>
-      </w:pPr>
-      <w:r>
-        <w:t xml:space="preserve">올가: 당신들이 해냈죠. 난 기도했어요. 다른 종류의 일이에요.</w:t>
-      </w:r>
-    </w:p>
-    <w:p>
-      <w:pPr>
-        <w:pStyle w:val="BodyText"/>
-      </w:pPr>
-      <w:r>
-        <w:t xml:space="preserve">이리나: 도윤에게서 메시지 왔어요. 읽을게요: 「받았습니다. 대표님이 시계를 보시고 한 단어를 말씀하셨어요.」</w:t>
-      </w:r>
-    </w:p>
-    <w:p>
-      <w:pPr>
-        <w:pStyle w:val="BodyText"/>
-      </w:pPr>
-      <w:r>
-        <w:t xml:space="preserve">알렉세이: 무슨 단어요?</w:t>
-      </w:r>
-    </w:p>
-    <w:p>
-      <w:pPr>
-        <w:pStyle w:val="BodyText"/>
-      </w:pPr>
-      <w:r>
-        <w:t xml:space="preserve">이리나: 「기한 내(В срок)」. 러시아어로. 배우셨대요. 우리를 위해.</w:t>
+        <w:t xml:space="preserve">이리나: 지급 지시서예요. 14만 달러, 수취인은 「세진바이오」. 지급 기한은 오늘 끝나요.</w:t>
+      </w:r>
+    </w:p>
+    <w:p>
+      <w:pPr>
+        <w:pStyle w:val="BodyText"/>
+      </w:pPr>
+      <w:r>
+        <w:t xml:space="preserve">알렉세이: 이리나, 다 확인했어요? 마지막 숫자까지 다 맞아요?</w:t>
+      </w:r>
+    </w:p>
+    <w:p>
+      <w:pPr>
+        <w:pStyle w:val="BodyText"/>
+      </w:pPr>
+      <w:r>
+        <w:t xml:space="preserve">이리나: 1센트까지 다 맞아요. 세진의 370만은 금요일에 들어왔고, 은행은 수요일에 500만을 보냈어요.</w:t>
+      </w:r>
+    </w:p>
+    <w:p>
+      <w:pPr>
+        <w:pStyle w:val="BodyText"/>
+      </w:pPr>
+      <w:r>
+        <w:t xml:space="preserve">올가: 그리고 이제 없어진 나와 벨로바의 급여도요. 그거 잊지 마요.</w:t>
+      </w:r>
+    </w:p>
+    <w:p>
+      <w:pPr>
+        <w:pStyle w:val="BodyText"/>
+      </w:pPr>
+      <w:r>
+        <w:t xml:space="preserve">알렉세이: 안 잊을게요, 올가 페트로브나. 평생 절대 안 잊어요, 약속해요.</w:t>
+      </w:r>
+    </w:p>
+    <w:p>
+      <w:pPr>
+        <w:pStyle w:val="BodyText"/>
+      </w:pPr>
+      <w:r>
+        <w:t xml:space="preserve">이리나: 첫 서명은 당신, 두 번째는 저예요. 서명 두 개가 없으면 은행이 안 통과시켜요.</w:t>
+      </w:r>
+    </w:p>
+    <w:p>
+      <w:pPr>
+        <w:pStyle w:val="BodyText"/>
+      </w:pPr>
+      <w:r>
+        <w:t xml:space="preserve">알렉세이: 전자 서명으로 서명할게요. 이상하게 손이 떨리네요.</w:t>
+      </w:r>
+    </w:p>
+    <w:p>
+      <w:pPr>
+        <w:pStyle w:val="BodyText"/>
+      </w:pPr>
+      <w:r>
+        <w:t xml:space="preserve">이리나: 저도요. 남의 회사가 아니라 제 회사에서 1,300만을 보내는 건 처음이에요.</w:t>
+      </w:r>
+    </w:p>
+    <w:p>
+      <w:pPr>
+        <w:pStyle w:val="BodyText"/>
+      </w:pPr>
+      <w:r>
+        <w:t xml:space="preserve">올가: 어서 눌러요. 은행 외환 심사가 두 시에 마감이니까 운을 시험하지 마요.</w:t>
+      </w:r>
+    </w:p>
+    <w:p>
+      <w:pPr>
+        <w:pStyle w:val="BodyText"/>
+      </w:pPr>
+      <w:r>
+        <w:t xml:space="preserve">이리나: 9시 58분에 송금 완료. 그러니까 기한 이틀 전이에요.</w:t>
+      </w:r>
+    </w:p>
+    <w:p>
+      <w:pPr>
+        <w:pStyle w:val="BodyText"/>
+      </w:pPr>
+      <w:r>
+        <w:t xml:space="preserve">알렉세이: 기한 이틀 전! 결국 해냈네요, 그 모든 일에도 불구하고.</w:t>
+      </w:r>
+    </w:p>
+    <w:p>
+      <w:pPr>
+        <w:pStyle w:val="BodyText"/>
+      </w:pPr>
+      <w:r>
+        <w:t xml:space="preserve">올가: 당신들은 해냈고, 난 기도했어요. 그냥 일의 종류가 다른 거예요.</w:t>
+      </w:r>
+    </w:p>
+    <w:p>
+      <w:pPr>
+        <w:pStyle w:val="BodyText"/>
+      </w:pPr>
+      <w:r>
+        <w:t xml:space="preserve">이리나: 도윤한테서 문자 왔어요. 읽을게요: 「받았습니다. 대표님이 시계를 보시고 한 단어를 말씀하셨어요.」</w:t>
+      </w:r>
+    </w:p>
+    <w:p>
+      <w:pPr>
+        <w:pStyle w:val="BodyText"/>
+      </w:pPr>
+      <w:r>
+        <w:t xml:space="preserve">알렉세이: 무슨 단어를 말씀하셨는데요? 애태우지 말아요, 이리나.</w:t>
+      </w:r>
+    </w:p>
+    <w:p>
+      <w:pPr>
+        <w:pStyle w:val="BodyText"/>
+      </w:pPr>
+      <w:r>
+        <w:t xml:space="preserve">이리나: 「기한 내에.」 그것도 러시아어로요. 우리를 위해 일부러 배우셨대요.</w:t>
       </w:r>
     </w:p>
     <w:bookmarkEnd w:id="33"/>
@@ -3074,279 +3112,279 @@
         <w:pStyle w:val="FirstParagraph"/>
       </w:pPr>
       <w:r>
-        <w:t xml:space="preserve">코르닐로바: 보론초프. 등록 담당과 가리포바까지. 그러니까 임상 데이터를 들고 왔군요.</w:t>
-      </w:r>
-    </w:p>
-    <w:p>
-      <w:pPr>
-        <w:pStyle w:val="BodyText"/>
-      </w:pPr>
-      <w:r>
-        <w:t xml:space="preserve">알렉세이: 약속하셨잖아요. 여기요. 한국 연구와 유럽 연구. 용어집대로 번역했어요.</w:t>
-      </w:r>
-    </w:p>
-    <w:p>
-      <w:pPr>
-        <w:pStyle w:val="BodyText"/>
-      </w:pPr>
-      <w:r>
-        <w:t xml:space="preserve">코르닐로바: 용어집대로? 가리포바, 당신이에요?</w:t>
-      </w:r>
-    </w:p>
-    <w:p>
-      <w:pPr>
-        <w:pStyle w:val="BodyText"/>
-      </w:pPr>
-      <w:r>
-        <w:t xml:space="preserve">알리나: 저예요, 옐레나 빅토로브나. 용어 40개. 용어 하나에 단어 하나.</w:t>
-      </w:r>
-    </w:p>
-    <w:p>
-      <w:pPr>
-        <w:pStyle w:val="BodyText"/>
-      </w:pPr>
-      <w:r>
-        <w:t xml:space="preserve">코르닐로바: 좋아요. 실습 때 기억나요. 그때 「부종」과 「혈종」을 헷갈렸죠.</w:t>
-      </w:r>
-    </w:p>
-    <w:p>
-      <w:pPr>
-        <w:pStyle w:val="BodyText"/>
-      </w:pPr>
-      <w:r>
-        <w:t xml:space="preserve">알리나: 이제 안 헷갈려요. 29행이에요. 올가 페트로브나와의 논쟁에서 이겼어요.</w:t>
-      </w:r>
-    </w:p>
-    <w:p>
-      <w:pPr>
-        <w:pStyle w:val="BodyText"/>
-      </w:pPr>
-      <w:r>
-        <w:t xml:space="preserve">올가: 이겼죠. 아직도 동의는 안 하지만, 이겼어요.</w:t>
-      </w:r>
-    </w:p>
-    <w:p>
-      <w:pPr>
-        <w:pStyle w:val="BodyText"/>
-      </w:pPr>
-      <w:r>
-        <w:t xml:space="preserve">코르닐로바: 앉아요. 20분 필요해요. 조용히 해 줘요.</w:t>
-      </w:r>
-    </w:p>
-    <w:p>
-      <w:pPr>
-        <w:pStyle w:val="BodyText"/>
-      </w:pPr>
-      <w:r>
-        <w:t xml:space="preserve">알렉세이: 조용히 할게요.</w:t>
-      </w:r>
-    </w:p>
-    <w:p>
-      <w:pPr>
-        <w:pStyle w:val="BodyText"/>
-      </w:pPr>
-      <w:r>
-        <w:t xml:space="preserve">코르닐로바: 자. 한국 연구. 환자 120명. 비순주름. 추적 12개월. 좋은 작업이에요. 맹검 평가. 독립 의사들. 진지한 회사들이 이렇게 하죠, 전부는 결코 아니고요.</w:t>
-      </w:r>
-    </w:p>
-    <w:p>
-      <w:pPr>
-        <w:pStyle w:val="BodyText"/>
-      </w:pPr>
-      <w:r>
-        <w:t xml:space="preserve">올가: 그게 심사관에게 좋은 거예요?</w:t>
-      </w:r>
-    </w:p>
-    <w:p>
-      <w:pPr>
-        <w:pStyle w:val="BodyText"/>
-      </w:pPr>
-      <w:r>
-        <w:t xml:space="preserve">코르닐로바: 심사관에겐 — 좋죠. 나에겐 — 질문이 있어요. 환자가 전부 한국 여성이에요. 피부가 달라요. 두께도 달라요. 습관도 달라요.</w:t>
-      </w:r>
-    </w:p>
-    <w:p>
-      <w:pPr>
-        <w:pStyle w:val="BodyText"/>
-      </w:pPr>
-      <w:r>
-        <w:t xml:space="preserve">알렉세이: 피부가 달라요? 그게 그렇게 중요해요?</w:t>
-      </w:r>
-    </w:p>
-    <w:p>
-      <w:pPr>
-        <w:pStyle w:val="BodyText"/>
-      </w:pPr>
-      <w:r>
-        <w:t xml:space="preserve">코르닐로바: 중요해요. 한국 여성들의 얼굴 피부는 대개 더 두꺼워요. 우리 환자들은 더 얇죠, 특히 쉰 넘으면. 그들에게 「진피 깊은 층」인 곳이 우리에겐 이미 혈관일 때가 있어요.</w:t>
-      </w:r>
-    </w:p>
-    <w:p>
-      <w:pPr>
-        <w:pStyle w:val="BodyText"/>
-      </w:pPr>
-      <w:r>
-        <w:t xml:space="preserve">알리나: 유럽 연구가 그걸 보완해요? 환자 40명. 독일과 폴란드.</w:t>
-      </w:r>
-    </w:p>
-    <w:p>
-      <w:pPr>
-        <w:pStyle w:val="BodyText"/>
-      </w:pPr>
-      <w:r>
-        <w:t xml:space="preserve">코르닐로바: 부분적으로요. 40명은 적어요. 하지만 피부는 우리와 더 가깝죠. 추적 6개월. 그것도 짧아요.</w:t>
-      </w:r>
-    </w:p>
-    <w:p>
-      <w:pPr>
-        <w:pStyle w:val="BodyText"/>
-      </w:pPr>
-      <w:r>
-        <w:t xml:space="preserve">알리나: 6개월이면 무엇에 비해 짧은 거예요?</w:t>
-      </w:r>
-    </w:p>
-    <w:p>
-      <w:pPr>
-        <w:pStyle w:val="BodyText"/>
-      </w:pPr>
-      <w:r>
-        <w:t xml:space="preserve">코르닐로바: 필러는 12~18개월 살아요. 6개월은 수명의 절반이죠.</w:t>
-      </w:r>
-    </w:p>
-    <w:p>
-      <w:pPr>
-        <w:pStyle w:val="BodyText"/>
-      </w:pPr>
-      <w:r>
-        <w:t xml:space="preserve">올가: 그러니까 심사관이 묻겠네요: 「러시아 환자는 어디 있습니까?」</w:t>
-      </w:r>
-    </w:p>
-    <w:p>
-      <w:pPr>
-        <w:pStyle w:val="BodyText"/>
-      </w:pPr>
-      <w:r>
-        <w:t xml:space="preserve">코르닐로바: 반드시 물어요. 나라도 물을 거예요. 지금 묻고 있고요.</w:t>
-      </w:r>
-    </w:p>
-    <w:p>
-      <w:pPr>
-        <w:pStyle w:val="BodyText"/>
-      </w:pPr>
-      <w:r>
-        <w:t xml:space="preserve">알렉세이: 뭘 할 수 있을까요?</w:t>
-      </w:r>
-    </w:p>
-    <w:p>
-      <w:pPr>
-        <w:pStyle w:val="BodyText"/>
-      </w:pPr>
-      <w:r>
-        <w:t xml:space="preserve">코르닐로바: 기다려요. 아직 안 끝났어요. 세 번째가 있어요. 더 나쁜 거.</w:t>
-      </w:r>
-    </w:p>
-    <w:p>
-      <w:pPr>
-        <w:pStyle w:val="BodyText"/>
-      </w:pPr>
-      <w:r>
-        <w:t xml:space="preserve">올가: 더 나쁜 거요?</w:t>
-      </w:r>
-    </w:p>
-    <w:p>
-      <w:pPr>
-        <w:pStyle w:val="BodyText"/>
-      </w:pPr>
-      <w:r>
-        <w:t xml:space="preserve">코르닐로바: 합병증 표. 41쪽. 결절 — 3건. 모두 히알루로니다아제로 해소됐어요.</w:t>
-      </w:r>
-    </w:p>
-    <w:p>
-      <w:pPr>
-        <w:pStyle w:val="BodyText"/>
-      </w:pPr>
-      <w:r>
-        <w:t xml:space="preserve">알리나: 120명에 결절 3건. 필러로는 정상이에요.</w:t>
-      </w:r>
-    </w:p>
-    <w:p>
-      <w:pPr>
-        <w:pStyle w:val="BodyText"/>
-      </w:pPr>
-      <w:r>
-        <w:t xml:space="preserve">올가: 2.5퍼센트. 심사관도 계산하겠죠.</w:t>
-      </w:r>
-    </w:p>
-    <w:p>
-      <w:pPr>
-        <w:pStyle w:val="BodyText"/>
-      </w:pPr>
-      <w:r>
-        <w:t xml:space="preserve">코르닐로바: 정상이죠. 문제는 결절이 아니에요. 요약을 열어 봐요. 2쪽.</w:t>
-      </w:r>
-    </w:p>
-    <w:p>
-      <w:pPr>
-        <w:pStyle w:val="BodyText"/>
-      </w:pPr>
-      <w:r>
-        <w:t xml:space="preserve">알리나: 「중대하고 유의한 합병증은 관찰되지 않았다.」 결절 얘긴 한 마디도 없어요.</w:t>
-      </w:r>
-    </w:p>
-    <w:p>
-      <w:pPr>
-        <w:pStyle w:val="BodyText"/>
-      </w:pPr>
-      <w:r>
-        <w:t xml:space="preserve">코르닐로바: 봐요. 표엔 — 셋. 요약엔 — 0. 심사관은 요약을 먼저 읽어요. 그다음 표를 찾죠. 그리고 나머지 전부를 믿지 않게 돼요. 내가 25년 동안 아는 심사관들은 다 그래요.</w:t>
-      </w:r>
-    </w:p>
-    <w:p>
-      <w:pPr>
-        <w:pStyle w:val="BodyText"/>
-      </w:pPr>
-      <w:r>
-        <w:t xml:space="preserve">올가: 결절 세 개보다 나빠요. 숨기는 것처럼 보여요.</w:t>
-      </w:r>
-    </w:p>
-    <w:p>
-      <w:pPr>
-        <w:pStyle w:val="BodyText"/>
-      </w:pPr>
-      <w:r>
-        <w:t xml:space="preserve">코르닐로바: 바로 그거예요. 결절은 용서해요. 침묵하는 요약은 — 안 돼요. 나도, 심사관도.</w:t>
-      </w:r>
-    </w:p>
-    <w:p>
-      <w:pPr>
-        <w:pStyle w:val="BodyText"/>
-      </w:pPr>
-      <w:r>
-        <w:t xml:space="preserve">알렉세이: 한국 측은 숨기지 않았어요. 공장을 봤어요. 기포 때문에 로트를 버렸어요.</w:t>
-      </w:r>
-    </w:p>
-    <w:p>
-      <w:pPr>
-        <w:pStyle w:val="BodyText"/>
-      </w:pPr>
-      <w:r>
-        <w:t xml:space="preserve">코르닐로바: 공장은 정직할 수 있어요. 요약은 마케팅이 썼을 수 있고요. 어디서나 그래요. 모스크바에서도. 마케팅은 어디서나 「0」이라는 말을 좋아하고, 의사들은 그 말을 두려워하죠.</w:t>
-      </w:r>
-    </w:p>
-    <w:p>
-      <w:pPr>
-        <w:pStyle w:val="BodyText"/>
-      </w:pPr>
-      <w:r>
-        <w:t xml:space="preserve">올가: 정 팀장에게 전화해요. 오늘. 거긴 지금 저녁 7시예요.</w:t>
-      </w:r>
-    </w:p>
-    <w:p>
-      <w:pPr>
-        <w:pStyle w:val="BodyText"/>
-      </w:pPr>
-      <w:r>
-        <w:t xml:space="preserve">코르닐로바: 해요. 그리고 날 화면 앞에 불러 줘요. 의사 대 의사로.</w:t>
+        <w:t xml:space="preserve">코르닐로바: 보론초프, 등록 담당이랑 가리포바까지. 그러니까 임상 데이터를 가져왔군요.</w:t>
+      </w:r>
+    </w:p>
+    <w:p>
+      <w:pPr>
+        <w:pStyle w:val="BodyText"/>
+      </w:pPr>
+      <w:r>
+        <w:t xml:space="preserve">알렉세이: 네, 약속한 대로요. 용어집에 따라 번역한 한국 연구와 유럽 연구예요.</w:t>
+      </w:r>
+    </w:p>
+    <w:p>
+      <w:pPr>
+        <w:pStyle w:val="BodyText"/>
+      </w:pPr>
+      <w:r>
+        <w:t xml:space="preserve">코르닐로바: 용어집에 따라서요? 가리포바, 당신이 한 거 맞죠?</w:t>
+      </w:r>
+    </w:p>
+    <w:p>
+      <w:pPr>
+        <w:pStyle w:val="BodyText"/>
+      </w:pPr>
+      <w:r>
+        <w:t xml:space="preserve">알리나: 네, 제가 했어요, 엘레나 빅토로브나. 용어가 40개이고, 용어마다 단어는 딱 하나예요.</w:t>
+      </w:r>
+    </w:p>
+    <w:p>
+      <w:pPr>
+        <w:pStyle w:val="BodyText"/>
+      </w:pPr>
+      <w:r>
+        <w:t xml:space="preserve">코르닐로바: 좋아요. 실습 때 당신 기억나요. 그때 「부종」과 「혈종」을 헷갈렸죠.</w:t>
+      </w:r>
+    </w:p>
+    <w:p>
+      <w:pPr>
+        <w:pStyle w:val="BodyText"/>
+      </w:pPr>
+      <w:r>
+        <w:t xml:space="preserve">알리나: 이젠 안 헷갈려요. 29행이에요. 올가 페트로브나와의 논쟁에서 이기기까지 했어요.</w:t>
+      </w:r>
+    </w:p>
+    <w:p>
+      <w:pPr>
+        <w:pStyle w:val="BodyText"/>
+      </w:pPr>
+      <w:r>
+        <w:t xml:space="preserve">올가: 네, 이겼어요. 지금도 동의하진 않지만, 논쟁은 이겼어요.</w:t>
+      </w:r>
+    </w:p>
+    <w:p>
+      <w:pPr>
+        <w:pStyle w:val="BodyText"/>
+      </w:pPr>
+      <w:r>
+        <w:t xml:space="preserve">코르닐로바: 앉으세요. 20분 필요하니까, 조용히 하고 방해하지 마세요.</w:t>
+      </w:r>
+    </w:p>
+    <w:p>
+      <w:pPr>
+        <w:pStyle w:val="BodyText"/>
+      </w:pPr>
+      <w:r>
+        <w:t xml:space="preserve">알렉세이: 네, 조용히 필요하신 만큼 기다릴게요.</w:t>
+      </w:r>
+    </w:p>
+    <w:p>
+      <w:pPr>
+        <w:pStyle w:val="BodyText"/>
+      </w:pPr>
+      <w:r>
+        <w:t xml:space="preserve">코르닐로바: 자. 한국 연구. 환자 120명, 팔자주름, 12개월 추적. 잘된 연구예요. 맹검 평가에 독립 의사들. 진지한 회사들이 이렇게 하는데, 그런 회사도 다 그러진 않아요. 제 경험을 믿으세요.</w:t>
+      </w:r>
+    </w:p>
+    <w:p>
+      <w:pPr>
+        <w:pStyle w:val="BodyText"/>
+      </w:pPr>
+      <w:r>
+        <w:t xml:space="preserve">올가: 심사관에겐 좋은 거예요? 이런 데이터를 받아 줄까요?</w:t>
+      </w:r>
+    </w:p>
+    <w:p>
+      <w:pPr>
+        <w:pStyle w:val="BodyText"/>
+      </w:pPr>
+      <w:r>
+        <w:t xml:space="preserve">코르닐로바: 심사관에겐 좋지만, 나한텐 의문이에요. 환자가 전부 한국 여성이고, 피부도 두께도 습관도 달라요.</w:t>
+      </w:r>
+    </w:p>
+    <w:p>
+      <w:pPr>
+        <w:pStyle w:val="BodyText"/>
+      </w:pPr>
+      <w:r>
+        <w:t xml:space="preserve">알렉세이: 피부가 달라요? 필러에 그게 그렇게 중요해요?</w:t>
+      </w:r>
+    </w:p>
+    <w:p>
+      <w:pPr>
+        <w:pStyle w:val="BodyText"/>
+      </w:pPr>
+      <w:r>
+        <w:t xml:space="preserve">코르닐로바: 중요해요. 한국 여성들의 얼굴 피부는 대개 더 두껍고, 우리 환자들은 더 얇아요. 특히 쉰 넘으면요. 그들에게 「진피 깊은 층」인 곳이 우리에겐 이미 혈관일 때가 있어요. 설명서를 쓸 때 그걸 고려해야 해요.</w:t>
+      </w:r>
+    </w:p>
+    <w:p>
+      <w:pPr>
+        <w:pStyle w:val="BodyText"/>
+      </w:pPr>
+      <w:r>
+        <w:t xml:space="preserve">알리나: 유럽 연구가 그걸 보완해요? 독일과 폴란드 환자 40명이에요.</w:t>
+      </w:r>
+    </w:p>
+    <w:p>
+      <w:pPr>
+        <w:pStyle w:val="BodyText"/>
+      </w:pPr>
+      <w:r>
+        <w:t xml:space="preserve">코르닐로바: 일부는요. 40명은 적지만 피부는 우리와 더 가까워요. 그리고 추적이 6개월뿐인데, 그것도 짧아요.</w:t>
+      </w:r>
+    </w:p>
+    <w:p>
+      <w:pPr>
+        <w:pStyle w:val="BodyText"/>
+      </w:pPr>
+      <w:r>
+        <w:t xml:space="preserve">알리나: 6개월이 정확히 뭘 하기에 짧은 거예요? 설명해 주세요.</w:t>
+      </w:r>
+    </w:p>
+    <w:p>
+      <w:pPr>
+        <w:pStyle w:val="BodyText"/>
+      </w:pPr>
+      <w:r>
+        <w:t xml:space="preserve">코르닐로바: 필러는 12~18개월 살아요. 6개월은 그 수명의 절반일 뿐이에요.</w:t>
+      </w:r>
+    </w:p>
+    <w:p>
+      <w:pPr>
+        <w:pStyle w:val="BodyText"/>
+      </w:pPr>
+      <w:r>
+        <w:t xml:space="preserve">올가: 그럼 심사관은 꼭 물을 거예요. 「러시아 환자는 어디 있습니까?」</w:t>
+      </w:r>
+    </w:p>
+    <w:p>
+      <w:pPr>
+        <w:pStyle w:val="BodyText"/>
+      </w:pPr>
+      <w:r>
+        <w:t xml:space="preserve">코르닐로바: 꼭 묻겠죠. 내가 그 자리라도 물을 거고, 사실 지금 묻고 있어요.</w:t>
+      </w:r>
+    </w:p>
+    <w:p>
+      <w:pPr>
+        <w:pStyle w:val="BodyText"/>
+      </w:pPr>
+      <w:r>
+        <w:t xml:space="preserve">알렉세이: 그럼 우린 뭘 할 수 있어요? 무슨 방법이 있어요?</w:t>
+      </w:r>
+    </w:p>
+    <w:p>
+      <w:pPr>
+        <w:pStyle w:val="BodyText"/>
+      </w:pPr>
+      <w:r>
+        <w:t xml:space="preserve">코르닐로바: 잠깐만요, 아직 안 끝났어요. 세 번째 문제가 있는데, 훨씬 나빠요.</w:t>
+      </w:r>
+    </w:p>
+    <w:p>
+      <w:pPr>
+        <w:pStyle w:val="BodyText"/>
+      </w:pPr>
+      <w:r>
+        <w:t xml:space="preserve">올가: 러시아 환자가 없는 것보다 나빠요? 대체 뭔데요?</w:t>
+      </w:r>
+    </w:p>
+    <w:p>
+      <w:pPr>
+        <w:pStyle w:val="BodyText"/>
+      </w:pPr>
+      <w:r>
+        <w:t xml:space="preserve">코르닐로바: 41쪽 부작용 표요. 결절 세 건, 전부 히알루로니다제로 해소됐어요.</w:t>
+      </w:r>
+    </w:p>
+    <w:p>
+      <w:pPr>
+        <w:pStyle w:val="BodyText"/>
+      </w:pPr>
+      <w:r>
+        <w:t xml:space="preserve">알리나: 환자 120명 중 결절 세 개면 필러로선 정상이에요.</w:t>
+      </w:r>
+    </w:p>
+    <w:p>
+      <w:pPr>
+        <w:pStyle w:val="BodyText"/>
+      </w:pPr>
+      <w:r>
+        <w:t xml:space="preserve">올가: 2.5퍼센트네요. 심사관도 반드시 계산할 거예요.</w:t>
+      </w:r>
+    </w:p>
+    <w:p>
+      <w:pPr>
+        <w:pStyle w:val="BodyText"/>
+      </w:pPr>
+      <w:r>
+        <w:t xml:space="preserve">코르닐로바: 정상이에요. 문제는 결절이 아니에요. 2쪽 요약을 펴 봐요.</w:t>
+      </w:r>
+    </w:p>
+    <w:p>
+      <w:pPr>
+        <w:pStyle w:val="BodyText"/>
+      </w:pPr>
+      <w:r>
+        <w:t xml:space="preserve">알리나: 「중대하고 유의미한 부작용은 관찰되지 않았다.」 그리고 결절 얘기는 한 마디도 없어요.</w:t>
+      </w:r>
+    </w:p>
+    <w:p>
+      <w:pPr>
+        <w:pStyle w:val="BodyText"/>
+      </w:pPr>
+      <w:r>
+        <w:t xml:space="preserve">코르닐로바: 그거예요. 표엔 셋, 요약엔 0. 심사관은 요약을 먼저 읽고, 그다음 표를 찾아내고, 나머지 전부를 안 믿게 돼요. 내가 25년 동안 알아 온 심사관은 다 그래요. 나도 똑같고요.</w:t>
+      </w:r>
+    </w:p>
+    <w:p>
+      <w:pPr>
+        <w:pStyle w:val="BodyText"/>
+      </w:pPr>
+      <w:r>
+        <w:t xml:space="preserve">올가: 그건 결절 세 개보다 나빠요. 뭔가를 숨기는 것처럼 보이니까요.</w:t>
+      </w:r>
+    </w:p>
+    <w:p>
+      <w:pPr>
+        <w:pStyle w:val="BodyText"/>
+      </w:pPr>
+      <w:r>
+        <w:t xml:space="preserve">코르닐로바: 바로 그거예요. 결절은 용서하지만, 침묵하는 요약은 아니에요. 나도 심사관도 그런 건 용서 안 해요.</w:t>
+      </w:r>
+    </w:p>
+    <w:p>
+      <w:pPr>
+        <w:pStyle w:val="BodyText"/>
+      </w:pPr>
+      <w:r>
+        <w:t xml:space="preserve">알렉세이: 하지만 한국 측은 아무것도 숨기지 않았어요. 공장을 봤는데, 기포 때문에 배치 하나를 통째로 버렸어요.</w:t>
+      </w:r>
+    </w:p>
+    <w:p>
+      <w:pPr>
+        <w:pStyle w:val="BodyText"/>
+      </w:pPr>
+      <w:r>
+        <w:t xml:space="preserve">코르닐로바: 공장은 정직할 수 있어요. 하지만 요약은 마케팅 부서가 썼을 수도 있죠. 어디서나 그래요, 모스크바도요. 마케팅은 어디서나 「0」이라는 말을 좋아하고, 의사는 그 말을 무서워해요. 의학엔 0이 없다는 걸 아니까요.</w:t>
+      </w:r>
+    </w:p>
+    <w:p>
+      <w:pPr>
+        <w:pStyle w:val="BodyText"/>
+      </w:pPr>
+      <w:r>
+        <w:t xml:space="preserve">올가: 그럼 오늘 당장 정 팀장님께 전화해요. 거긴 지금 저녁 7시니까 아직 일하고 있을 거예요.</w:t>
+      </w:r>
+    </w:p>
+    <w:p>
+      <w:pPr>
+        <w:pStyle w:val="BodyText"/>
+      </w:pPr>
+      <w:r>
+        <w:t xml:space="preserve">코르닐로바: 전화해요. 그리고 나를 화면 앞에 불러 줘요. 의사 대 의사로 얘기할게요.</w:t>
       </w:r>
     </w:p>
     <w:bookmarkEnd w:id="34"/>
@@ -3364,239 +3402,239 @@
         <w:pStyle w:val="FirstParagraph"/>
       </w:pPr>
       <w:r>
-        <w:t xml:space="preserve">소희: 안녕하세요. 코르닐로바 선생님? 도윤이 말했어요. 원장님이라고.</w:t>
-      </w:r>
-    </w:p>
-    <w:p>
-      <w:pPr>
-        <w:pStyle w:val="BodyText"/>
-      </w:pPr>
-      <w:r>
-        <w:t xml:space="preserve">코르닐로바: 안녕하세요, 정 팀장님. 좋은 작업이에요. 하지만 2쪽에 대해 질문이 있어요.</w:t>
-      </w:r>
-    </w:p>
-    <w:p>
-      <w:pPr>
-        <w:pStyle w:val="BodyText"/>
-      </w:pPr>
-      <w:r>
-        <w:t xml:space="preserve">도윤: 정 팀장님이 열어 보세요. 잠시만요.</w:t>
-      </w:r>
-    </w:p>
-    <w:p>
-      <w:pPr>
-        <w:pStyle w:val="BodyText"/>
-      </w:pPr>
-      <w:r>
-        <w:t xml:space="preserve">코르닐로바: 표엔 결절이 셋. 요약엔 「중대한 합병증 없음」. 요약은 누가 썼죠?</w:t>
-      </w:r>
-    </w:p>
-    <w:p>
-      <w:pPr>
-        <w:pStyle w:val="BodyText"/>
-      </w:pPr>
-      <w:r>
-        <w:t xml:space="preserve">도윤: 정 팀장님이 말이 없으세요. 그리고: 「요약은 마케팅 부서가 썼습니다. 유럽 브로슈어용으로. 그걸 나중에 도시에에 넣었어요.」 의학 검토 없이 넣은 줄 모르셨대요.</w:t>
-      </w:r>
-    </w:p>
-    <w:p>
-      <w:pPr>
-        <w:pStyle w:val="BodyText"/>
-      </w:pPr>
-      <w:r>
-        <w:t xml:space="preserve">코르닐로바: 알겠어요. 그럴 수 있죠. 하지만 러시아용 요약은 표와 같은 말을 해야 해요.</w:t>
-      </w:r>
-    </w:p>
-    <w:p>
-      <w:pPr>
-        <w:pStyle w:val="BodyText"/>
-      </w:pPr>
-      <w:r>
-        <w:t xml:space="preserve">소희: 네. 맞아요. 내 실수. 확인 안 했어요. 표는 확인했는데, 요약은 안 했어요.</w:t>
-      </w:r>
-    </w:p>
-    <w:p>
-      <w:pPr>
-        <w:pStyle w:val="BodyText"/>
-      </w:pPr>
-      <w:r>
-        <w:t xml:space="preserve">올가: 정 팀장님, 당신 실수가 아니에요. 당신이 찾아낸 실수예요. 지금. 심사관 전에.</w:t>
-      </w:r>
-    </w:p>
-    <w:p>
-      <w:pPr>
-        <w:pStyle w:val="BodyText"/>
-      </w:pPr>
-      <w:r>
-        <w:t xml:space="preserve">도윤: 부끄럽대요. 한 달에 두 번째래요. 처음엔 주사기 6개, 이번엔 결절 3개.</w:t>
-      </w:r>
-    </w:p>
-    <w:p>
-      <w:pPr>
-        <w:pStyle w:val="BodyText"/>
-      </w:pPr>
-      <w:r>
-        <w:t xml:space="preserve">코르닐로바: 전해 줘요: 부끄러운 건 숨길 때예요. 이분은 숨기지 않아요. 고치고 있죠. 다른 거예요.</w:t>
-      </w:r>
-    </w:p>
-    <w:p>
-      <w:pPr>
-        <w:pStyle w:val="BodyText"/>
-      </w:pPr>
-      <w:r>
-        <w:t xml:space="preserve">소희: 감사합니다, 선생님. 새 요약을 쓸게요. 결절과 함께. 히알루로니다아제와 함께.</w:t>
-      </w:r>
-    </w:p>
-    <w:p>
-      <w:pPr>
-        <w:pStyle w:val="BodyText"/>
-      </w:pPr>
-      <w:r>
-        <w:t xml:space="preserve">코르닐로바: 그리고 하나 더. 결절은 — 어떤 환자들이었죠? 얼굴 어디에? 몇 주 뒤에?</w:t>
-      </w:r>
-    </w:p>
-    <w:p>
-      <w:pPr>
-        <w:pStyle w:val="BodyText"/>
-      </w:pPr>
-      <w:r>
-        <w:t xml:space="preserve">도윤: 정 팀장님 말씀: 세 명 모두 — 피부가 얇았대요. 나이 55세 이상. 6~8주 뒤. 얕은 주입. 세 환자 모두 연구 평균보다 나이가 많았대요.</w:t>
-      </w:r>
-    </w:p>
-    <w:p>
-      <w:pPr>
-        <w:pStyle w:val="BodyText"/>
-      </w:pPr>
-      <w:r>
-        <w:t xml:space="preserve">코르닐로바: 얇은 피부. 나이. 얕게. 그게 바로 우리 환자예요, 정 팀장님. 55세 넘은 러시아 여성들.</w:t>
-      </w:r>
-    </w:p>
-    <w:p>
-      <w:pPr>
-        <w:pStyle w:val="BodyText"/>
-      </w:pPr>
-      <w:r>
-        <w:t xml:space="preserve">알리나: 그럼 설명서에 깊이를 써야 해요. 얇은 피부엔 — 더 깊게. 별도 항목으로.</w:t>
-      </w:r>
-    </w:p>
-    <w:p>
-      <w:pPr>
-        <w:pStyle w:val="BodyText"/>
-      </w:pPr>
-      <w:r>
-        <w:t xml:space="preserve">코르닐로바: 맞아요, 가리포바. 생각하네요. 좋아요. 당신들의 결절 세 개가 러시아를 위한 우리의 가장 큰 수업이에요.</w:t>
-      </w:r>
-    </w:p>
-    <w:p>
-      <w:pPr>
-        <w:pStyle w:val="BodyText"/>
-      </w:pPr>
-      <w:r>
-        <w:t xml:space="preserve">소희: 결절 셋 — 수업. 적을게요. 불량 일지처럼.</w:t>
-      </w:r>
-    </w:p>
-    <w:p>
-      <w:pPr>
-        <w:pStyle w:val="BodyText"/>
-      </w:pPr>
-      <w:r>
-        <w:t xml:space="preserve">도윤: 정 팀장님이 물으세요: 선생님은 우리 젤을 쓰시겠어요? 솔직히.</w:t>
-      </w:r>
-    </w:p>
-    <w:p>
-      <w:pPr>
-        <w:pStyle w:val="BodyText"/>
-      </w:pPr>
-      <w:r>
-        <w:t xml:space="preserve">코르닐로바: 솔직히? 오늘은 — 아니요. 등록이 없으니까. 등록 후엔 — 보겠어요. 교육 후엔 — 아마도.</w:t>
-      </w:r>
-    </w:p>
-    <w:p>
-      <w:pPr>
-        <w:pStyle w:val="BodyText"/>
-      </w:pPr>
-      <w:r>
-        <w:t xml:space="preserve">도윤: 정직한 답이래요. 알렉세이 할머님처럼.</w:t>
-      </w:r>
-    </w:p>
-    <w:p>
-      <w:pPr>
-        <w:pStyle w:val="BodyText"/>
-      </w:pPr>
-      <w:r>
-        <w:t xml:space="preserve">코르닐로바: 알렉세이 할머니요? 그분을 알아요?</w:t>
-      </w:r>
-    </w:p>
-    <w:p>
-      <w:pPr>
-        <w:pStyle w:val="BodyText"/>
-      </w:pPr>
-      <w:r>
-        <w:t xml:space="preserve">도윤: 대표님이 그분 진료소 바닥을 닦으셨어요. 긴 이야기예요.</w:t>
-      </w:r>
-    </w:p>
-    <w:p>
-      <w:pPr>
-        <w:pStyle w:val="BodyText"/>
-      </w:pPr>
-      <w:r>
-        <w:t xml:space="preserve">알리나: 사실이에요, 옐레나 빅토로브나. 온 마을이 봤대요.</w:t>
-      </w:r>
-    </w:p>
-    <w:p>
-      <w:pPr>
-        <w:pStyle w:val="BodyText"/>
-      </w:pPr>
-      <w:r>
-        <w:t xml:space="preserve">코르닐로바: 보론초프, 한국 대표가 툴라주에서 바닥을 닦는데 내가 왜 제일 마지막에 알아요?</w:t>
-      </w:r>
-    </w:p>
-    <w:p>
-      <w:pPr>
-        <w:pStyle w:val="BodyText"/>
-      </w:pPr>
-      <w:r>
-        <w:t xml:space="preserve">알렉세이: 제일 마지막이 아니에요. 제때 아시는 거예요. 요약처럼요.</w:t>
-      </w:r>
-    </w:p>
-    <w:p>
-      <w:pPr>
-        <w:pStyle w:val="BodyText"/>
-      </w:pPr>
-      <w:r>
-        <w:t xml:space="preserve">코르닐로바: 재치 있네요. 정 팀장님, 추적을 18개월까지 늘릴 수 있어요?</w:t>
-      </w:r>
-    </w:p>
-    <w:p>
-      <w:pPr>
-        <w:pStyle w:val="BodyText"/>
-      </w:pPr>
-      <w:r>
-        <w:t xml:space="preserve">도윤: 정 팀장님 말씀: 가능해요. 환자들이 아직 와요. 그중 20명은 벌써 18개월이에요.</w:t>
-      </w:r>
-    </w:p>
-    <w:p>
-      <w:pPr>
-        <w:pStyle w:val="BodyText"/>
-      </w:pPr>
-      <w:r>
-        <w:t xml:space="preserve">코르닐로바: 20명은 적지만 0보다는 낫죠. 보내 줘요. 심사관은 긴 추적을 좋아해요.</w:t>
-      </w:r>
-    </w:p>
-    <w:p>
-      <w:pPr>
-        <w:pStyle w:val="BodyText"/>
-      </w:pPr>
-      <w:r>
-        <w:t xml:space="preserve">올가: 그게 내가 하려던 말이에요. 코르닐로바 선생님이 등록 담당처럼 말하네요.</w:t>
-      </w:r>
-    </w:p>
-    <w:p>
-      <w:pPr>
-        <w:pStyle w:val="BodyText"/>
-      </w:pPr>
-      <w:r>
-        <w:t xml:space="preserve">코르닐로바: 아니요. 등록 담당이 의사처럼 말하는 거예요. 우리는 같은 환자를 생각해요, 올가 페트로브나. 다른 방향에서. 등록 담당과 의사가 동의하는 건 드문 일이죠.</w:t>
+        <w:t xml:space="preserve">소희: 안녕하세요. 코르닐로바 선생님이세요? 원장님이시라고 도윤이 얘기해 줬어요.</w:t>
+      </w:r>
+    </w:p>
+    <w:p>
+      <w:pPr>
+        <w:pStyle w:val="BodyText"/>
+      </w:pPr>
+      <w:r>
+        <w:t xml:space="preserve">코르닐로바: 안녕하세요, 정 팀장님. 연구는 잘됐는데, 2쪽에 대해 질문이 있어요.</w:t>
+      </w:r>
+    </w:p>
+    <w:p>
+      <w:pPr>
+        <w:pStyle w:val="BodyText"/>
+      </w:pPr>
+      <w:r>
+        <w:t xml:space="preserve">도윤: 정 팀장님이 지금 문서를 여세요. 잠깐만 기다려 주세요.</w:t>
+      </w:r>
+    </w:p>
+    <w:p>
+      <w:pPr>
+        <w:pStyle w:val="BodyText"/>
+      </w:pPr>
+      <w:r>
+        <w:t xml:space="preserve">코르닐로바: 표엔 결절이 셋인데, 요약엔 「중대한 부작용은 없었다」고 돼 있어요. 이 요약은 누가 썼어요?</w:t>
+      </w:r>
+    </w:p>
+    <w:p>
+      <w:pPr>
+        <w:pStyle w:val="BodyText"/>
+      </w:pPr>
+      <w:r>
+        <w:t xml:space="preserve">도윤: 정 팀장님이 말이 없으세요. 그러다 말씀하세요: 「요약은 마케팅 부서가 유럽 브로슈어용으로 썼고, 나중에 도시에에 들어갔어요.」 의학 검토 없이 들어간 줄 몰랐대요. 지금 몹시 속상해하세요.</w:t>
+      </w:r>
+    </w:p>
+    <w:p>
+      <w:pPr>
+        <w:pStyle w:val="BodyText"/>
+      </w:pPr>
+      <w:r>
+        <w:t xml:space="preserve">코르닐로바: 이해해요, 그런 일 있어요. 하지만 러시아용 요약은 표와 똑같은 걸 말해야 해요.</w:t>
+      </w:r>
+    </w:p>
+    <w:p>
+      <w:pPr>
+        <w:pStyle w:val="BodyText"/>
+      </w:pPr>
+      <w:r>
+        <w:t xml:space="preserve">소희: 네, 맞아요. 제 실수예요. 표는 확인했는데 요약은 확인 안 했어요.</w:t>
+      </w:r>
+    </w:p>
+    <w:p>
+      <w:pPr>
+        <w:pStyle w:val="BodyText"/>
+      </w:pPr>
+      <w:r>
+        <w:t xml:space="preserve">올가: 정 팀장님, 그건 당신 실수가 아니라, 심사관 전에 지금 당신이 찾아낸 실수예요.</w:t>
+      </w:r>
+    </w:p>
+    <w:p>
+      <w:pPr>
+        <w:pStyle w:val="BodyText"/>
+      </w:pPr>
+      <w:r>
+        <w:t xml:space="preserve">도윤: 이번 달에만 두 번째라 부끄럽대요. 처음엔 주사기 여섯 개, 이번엔 결절 세 개.</w:t>
+      </w:r>
+    </w:p>
+    <w:p>
+      <w:pPr>
+        <w:pStyle w:val="BodyText"/>
+      </w:pPr>
+      <w:r>
+        <w:t xml:space="preserve">코르닐로바: 전해 주세요. 부끄러운 건 숨길 때예요. 그분은 숨기지 않고 고치고 있어요. 완전히 다른 거예요.</w:t>
+      </w:r>
+    </w:p>
+    <w:p>
+      <w:pPr>
+        <w:pStyle w:val="BodyText"/>
+      </w:pPr>
+      <w:r>
+        <w:t xml:space="preserve">소희: 고마워요, 선생님. 결절과 히알루로니다제를 다 넣어서 새 요약을 쓸게요.</w:t>
+      </w:r>
+    </w:p>
+    <w:p>
+      <w:pPr>
+        <w:pStyle w:val="BodyText"/>
+      </w:pPr>
+      <w:r>
+        <w:t xml:space="preserve">코르닐로바: 그리고 하나 더. 결절은 어떤 환자에게, 얼굴 어디에, 몇 주 뒤에 생겼어요?</w:t>
+      </w:r>
+    </w:p>
+    <w:p>
+      <w:pPr>
+        <w:pStyle w:val="BodyText"/>
+      </w:pPr>
+      <w:r>
+        <w:t xml:space="preserve">도윤: 정 팀장님 말씀이, 세 명 모두 피부가 얇았고 나이는 쉰다섯 이상이었대요. 얕게 주입하고 6~8주 뒤에 결절이 생겼어요. 세 명 다 연구 평균보다 나이가 많았고요.</w:t>
+      </w:r>
+    </w:p>
+    <w:p>
+      <w:pPr>
+        <w:pStyle w:val="BodyText"/>
+      </w:pPr>
+      <w:r>
+        <w:t xml:space="preserve">코르닐로바: 얇은 피부, 나이, 얕은 주입. 정 팀장님, 그게 바로 우리 환자들이에요. 쉰다섯 넘은 러시아 여성들.</w:t>
+      </w:r>
+    </w:p>
+    <w:p>
+      <w:pPr>
+        <w:pStyle w:val="BodyText"/>
+      </w:pPr>
+      <w:r>
+        <w:t xml:space="preserve">알리나: 그럼 설명서에 깊이에 대해 별도 항목으로 써야겠네요. 얇은 피부엔 더 깊게.</w:t>
+      </w:r>
+    </w:p>
+    <w:p>
+      <w:pPr>
+        <w:pStyle w:val="BodyText"/>
+      </w:pPr>
+      <w:r>
+        <w:t xml:space="preserve">코르닐로바: 맞아요, 가리포바. 생각을 하네요, 좋아요. 이 결절 세 개가 러시아를 위한 우리의 가장 중요한 교훈이에요.</w:t>
+      </w:r>
+    </w:p>
+    <w:p>
+      <w:pPr>
+        <w:pStyle w:val="BodyText"/>
+      </w:pPr>
+      <w:r>
+        <w:t xml:space="preserve">소희: 결절 세 개가 교훈. 불량 일지에 적듯이 적어 둘게요.</w:t>
+      </w:r>
+    </w:p>
+    <w:p>
+      <w:pPr>
+        <w:pStyle w:val="BodyText"/>
+      </w:pPr>
+      <w:r>
+        <w:t xml:space="preserve">도윤: 정 팀장님이 여쭤보세요. 선생님, 직접 저희 젤을 쓰시겠어요? 솔직하게요.</w:t>
+      </w:r>
+    </w:p>
+    <w:p>
+      <w:pPr>
+        <w:pStyle w:val="BodyText"/>
+      </w:pPr>
+      <w:r>
+        <w:t xml:space="preserve">코르닐로바: 솔직히요? 오늘은 아니요, 등록이 없으니까요. 등록 후엔 보고, 교육 후엔 어쩌면요.</w:t>
+      </w:r>
+    </w:p>
+    <w:p>
+      <w:pPr>
+        <w:pStyle w:val="BodyText"/>
+      </w:pPr>
+      <w:r>
+        <w:t xml:space="preserve">도윤: 정직한 답이래요. 꼭 알렉세이 할머님 같다고요.</w:t>
+      </w:r>
+    </w:p>
+    <w:p>
+      <w:pPr>
+        <w:pStyle w:val="BodyText"/>
+      </w:pPr>
+      <w:r>
+        <w:t xml:space="preserve">코르닐로바: 알렉세이 할머님이요? 그분을 아세요?</w:t>
+      </w:r>
+    </w:p>
+    <w:p>
+      <w:pPr>
+        <w:pStyle w:val="BodyText"/>
+      </w:pPr>
+      <w:r>
+        <w:t xml:space="preserve">도윤: 저희 대표님이 할머님 진료소 바닥을 닦으셨어요. 긴 얘기예요, 선생님.</w:t>
+      </w:r>
+    </w:p>
+    <w:p>
+      <w:pPr>
+        <w:pStyle w:val="BodyText"/>
+      </w:pPr>
+      <w:r>
+        <w:t xml:space="preserve">알리나: 사실이에요, 엘레나 빅토로브나. 온 마을이 직접 봤어요.</w:t>
+      </w:r>
+    </w:p>
+    <w:p>
+      <w:pPr>
+        <w:pStyle w:val="BodyText"/>
+      </w:pPr>
+      <w:r>
+        <w:t xml:space="preserve">코르닐로바: 보론초프, 한국 대표가 툴라주에서 바닥을 닦았다고요? 왜 나만 맨 마지막에 알아요?</w:t>
+      </w:r>
+    </w:p>
+    <w:p>
+      <w:pPr>
+        <w:pStyle w:val="BodyText"/>
+      </w:pPr>
+      <w:r>
+        <w:t xml:space="preserve">알렉세이: 마지막이 아니라 제때 아시는 거예요. 요약처럼요.</w:t>
+      </w:r>
+    </w:p>
+    <w:p>
+      <w:pPr>
+        <w:pStyle w:val="BodyText"/>
+      </w:pPr>
+      <w:r>
+        <w:t xml:space="preserve">코르닐로바: 재치 있네요. 정 팀장님, 추적을 18개월로 늘릴 수 있어요?</w:t>
+      </w:r>
+    </w:p>
+    <w:p>
+      <w:pPr>
+        <w:pStyle w:val="BodyText"/>
+      </w:pPr>
+      <w:r>
+        <w:t xml:space="preserve">도윤: 정 팀장님 말씀이, 환자들이 아직 오고 있어서 가능하대요. 그중 20명은 벌써 18개월이 됐어요.</w:t>
+      </w:r>
+    </w:p>
+    <w:p>
+      <w:pPr>
+        <w:pStyle w:val="BodyText"/>
+      </w:pPr>
+      <w:r>
+        <w:t xml:space="preserve">코르닐로바: 20명은 적지만 0보다는 나으니 보내 주세요. 심사관은 긴 추적을 좋아해요.</w:t>
+      </w:r>
+    </w:p>
+    <w:p>
+      <w:pPr>
+        <w:pStyle w:val="BodyText"/>
+      </w:pPr>
+      <w:r>
+        <w:t xml:space="preserve">올가: 제가 하려던 말이 바로 그거예요. 코르닐로바 선생님은 진짜 등록 담당처럼 말하시네요.</w:t>
+      </w:r>
+    </w:p>
+    <w:p>
+      <w:pPr>
+        <w:pStyle w:val="BodyText"/>
+      </w:pPr>
+      <w:r>
+        <w:t xml:space="preserve">코르닐로바: 아니요, 등록 담당이 의사처럼 말하는 거예요. 우린 같은 환자를 생각하고 있어요, 올가 페트로브나. 방향만 다를 뿐이죠. 등록 담당과 의사가 서로 동의하는 건 아주 드문 일이에요.</w:t>
       </w:r>
     </w:p>
     <w:bookmarkEnd w:id="35"/>
@@ -3614,199 +3652,199 @@
         <w:pStyle w:val="FirstParagraph"/>
       </w:pPr>
       <w:r>
-        <w:t xml:space="preserve">올가: 그럼 계획. 임상 근거 보고서. 정직하게. 결절과 함께. 얇은 피부와 함께.</w:t>
-      </w:r>
-    </w:p>
-    <w:p>
-      <w:pPr>
-        <w:pStyle w:val="BodyText"/>
-      </w:pPr>
-      <w:r>
-        <w:t xml:space="preserve">알렉세이: 러시아 환자는요? 심사관이 물을 텐데요.</w:t>
-      </w:r>
-    </w:p>
-    <w:p>
-      <w:pPr>
-        <w:pStyle w:val="BodyText"/>
-      </w:pPr>
-      <w:r>
-        <w:t xml:space="preserve">올가: 묻겠죠. 지금 러시아에서 임상시험을 하면 — 1년에 1,500만. 우린 그게 없어요.</w:t>
-      </w:r>
-    </w:p>
-    <w:p>
-      <w:pPr>
-        <w:pStyle w:val="BodyText"/>
-      </w:pPr>
-      <w:r>
-        <w:t xml:space="preserve">코르닐로바: 지금 필요하지도 않아요. 다른 길이 있어요. 시판 후 관찰. 도시에에 약속을 쓰는 거예요: 등록 후 러시아 환자 데이터를 모으겠다고. 없는 걸 약속하는 것보다 정직하죠.</w:t>
-      </w:r>
-    </w:p>
-    <w:p>
-      <w:pPr>
-        <w:pStyle w:val="BodyText"/>
-      </w:pPr>
-      <w:r>
-        <w:t xml:space="preserve">알리나: 레지스트리처럼요? 환자마다 데이터베이스에, 1년 뒤 보고서?</w:t>
-      </w:r>
-    </w:p>
-    <w:p>
-      <w:pPr>
-        <w:pStyle w:val="BodyText"/>
-      </w:pPr>
-      <w:r>
-        <w:t xml:space="preserve">코르닐로바: 바로 그거예요. 환자 100명. 클리닉 셋. 12개월. 모든 합병증을 보고서에. 작은 것까지.</w:t>
-      </w:r>
-    </w:p>
-    <w:p>
-      <w:pPr>
-        <w:pStyle w:val="BodyText"/>
-      </w:pPr>
-      <w:r>
-        <w:t xml:space="preserve">올가: 심사관들이 좋아해요. 확인할 수 있는 약속.</w:t>
-      </w:r>
-    </w:p>
-    <w:p>
-      <w:pPr>
-        <w:pStyle w:val="BodyText"/>
-      </w:pPr>
-      <w:r>
-        <w:t xml:space="preserve">이리나: 관찰에 대한 의사 보수는 누가 내요? 일이잖아요. 시간이고.</w:t>
-      </w:r>
-    </w:p>
-    <w:p>
-      <w:pPr>
-        <w:pStyle w:val="BodyText"/>
-      </w:pPr>
-      <w:r>
-        <w:t xml:space="preserve">코르닐로바: 여기서 조심해요. 환자당 의사에게 돈을 주면 판매에 돈을 주는 거예요. 보론초프, 그건 똑같은 소치예요. 흰 가운을 입었을 뿐. 더 위험하니까 더 나쁘죠.</w:t>
-      </w:r>
-    </w:p>
-    <w:p>
-      <w:pPr>
-        <w:pStyle w:val="BodyText"/>
-      </w:pPr>
-      <w:r>
-        <w:t xml:space="preserve">알렉세이: 소치는 원하지 않아요. 어떻게 해야 맞아요?</w:t>
-      </w:r>
-    </w:p>
-    <w:p>
-      <w:pPr>
-        <w:pStyle w:val="BodyText"/>
-      </w:pPr>
-      <w:r>
-        <w:t xml:space="preserve">코르닐로바: 연구자 업무에 대해 클리닉에 고정 보수. 계약서로. 주사기 수에 따라서가 아니라. 그리고 결과는 어떻든 공개해요. 좋든 나쁘든. 아니면 그건 과학이 아니라 광고예요.</w:t>
-      </w:r>
-    </w:p>
-    <w:p>
-      <w:pPr>
-        <w:pStyle w:val="BodyText"/>
-      </w:pPr>
-      <w:r>
-        <w:t xml:space="preserve">이리나: 고정 보수. 계약서. 계좌 이체. 적을게요.</w:t>
-      </w:r>
-    </w:p>
-    <w:p>
-      <w:pPr>
-        <w:pStyle w:val="BodyText"/>
-      </w:pPr>
-      <w:r>
-        <w:t xml:space="preserve">코르닐로바: 그리고 선물 없이. 3월 8일 초콜릿도요.</w:t>
-      </w:r>
-    </w:p>
-    <w:p>
-      <w:pPr>
-        <w:pStyle w:val="BodyText"/>
-      </w:pPr>
-      <w:r>
-        <w:t xml:space="preserve">올가: 그리고 하나 더. 클리닉은 영업 부서가 고르지 않아요. 우리 셋이 골라요. 물량이 아니라 품질로. 그리고 그걸 매번 클리닉과의 계약서에 적어요.</w:t>
-      </w:r>
-    </w:p>
-    <w:p>
-      <w:pPr>
-        <w:pStyle w:val="BodyText"/>
-      </w:pPr>
-      <w:r>
-        <w:t xml:space="preserve">코르닐로바: 그럼 동의해요. 우리 클리닉이 첫째. 가리포바가 둘째, 받아 준다면.</w:t>
-      </w:r>
-    </w:p>
-    <w:p>
-      <w:pPr>
-        <w:pStyle w:val="BodyText"/>
-      </w:pPr>
-      <w:r>
-        <w:t xml:space="preserve">알리나: 제가요? 연구자로요? 클리닉에 혼자인데요.</w:t>
-      </w:r>
-    </w:p>
-    <w:p>
-      <w:pPr>
-        <w:pStyle w:val="BodyText"/>
-      </w:pPr>
-      <w:r>
-        <w:t xml:space="preserve">코르닐로바: 혼자니까 — 꼼꼼하죠. 결절을 놓칠 조수가 없잖아요. 전부 직접 보게 될 거예요.</w:t>
-      </w:r>
-    </w:p>
-    <w:p>
-      <w:pPr>
-        <w:pStyle w:val="BodyText"/>
-      </w:pPr>
-      <w:r>
-        <w:t xml:space="preserve">알렉세이: 셋째 클리닉은요?</w:t>
-      </w:r>
-    </w:p>
-    <w:p>
-      <w:pPr>
-        <w:pStyle w:val="BodyText"/>
-      </w:pPr>
-      <w:r>
-        <w:t xml:space="preserve">코르닐로바: 셋째는 당신이 찾아요. 사모일로프는 안 돼요. 하루 200건 놓는 체인도 안 되고. 기록하는 사람이요.</w:t>
-      </w:r>
-    </w:p>
-    <w:p>
-      <w:pPr>
-        <w:pStyle w:val="BodyText"/>
-      </w:pPr>
-      <w:r>
-        <w:t xml:space="preserve">알렉세이: 알겠어요. 기록하는 사람. 할머니처럼요.</w:t>
-      </w:r>
-    </w:p>
-    <w:p>
-      <w:pPr>
-        <w:pStyle w:val="BodyText"/>
-      </w:pPr>
-      <w:r>
-        <w:t xml:space="preserve">알리나: 아니면 시험소의 니나 아르카디예브나처럼요.</w:t>
-      </w:r>
-    </w:p>
-    <w:p>
-      <w:pPr>
-        <w:pStyle w:val="BodyText"/>
-      </w:pPr>
-      <w:r>
-        <w:t xml:space="preserve">코르닐로바: 또 할머니. 좋아요. 올가 페트로브나, 도시에는 언제 내요?</w:t>
-      </w:r>
-    </w:p>
-    <w:p>
-      <w:pPr>
-        <w:pStyle w:val="BodyText"/>
-      </w:pPr>
-      <w:r>
-        <w:t xml:space="preserve">올가: 6주 뒤에요. 요약을 고치고 선생님이 서신에 서명하시면.</w:t>
-      </w:r>
-    </w:p>
-    <w:p>
-      <w:pPr>
-        <w:pStyle w:val="BodyText"/>
-      </w:pPr>
-      <w:r>
-        <w:t xml:space="preserve">코르닐로바: 서명할게요. 조건 하나. 결과는 결론과 상관없이 공개한다고 서신에 써 주세요.</w:t>
-      </w:r>
-    </w:p>
-    <w:p>
-      <w:pPr>
-        <w:pStyle w:val="BodyText"/>
-      </w:pPr>
-      <w:r>
-        <w:t xml:space="preserve">알렉세이: 적을게요. 결론과 상관없이. 이리나, 이건 계약서에.</w:t>
+        <w:t xml:space="preserve">올가: 그럼 계획은 이래요. 임상 근거 보고서. 정직하게, 결절과 얇은 피부까지 넣어서.</w:t>
+      </w:r>
+    </w:p>
+    <w:p>
+      <w:pPr>
+        <w:pStyle w:val="BodyText"/>
+      </w:pPr>
+      <w:r>
+        <w:t xml:space="preserve">알렉세이: 러시아 환자는 어떻게 해요? 심사관은 결국 그걸 물을 텐데요.</w:t>
+      </w:r>
+    </w:p>
+    <w:p>
+      <w:pPr>
+        <w:pStyle w:val="BodyText"/>
+      </w:pPr>
+      <w:r>
+        <w:t xml:space="preserve">올가: 물론 묻겠죠. 하지만 지금 러시아에서 임상 연구를 하면 1년에 1,500만이 들어요. 우리한텐 그게 없어요.</w:t>
+      </w:r>
+    </w:p>
+    <w:p>
+      <w:pPr>
+        <w:pStyle w:val="BodyText"/>
+      </w:pPr>
+      <w:r>
+        <w:t xml:space="preserve">코르닐로바: 지금은 필요 없어요. 다른 길이 있어요. 시판 후 관찰. 등록 후에 러시아 환자 데이터를 모으겠다는 약속을 도시에에 쓰는 거예요. 없는 걸 약속하는 것보다 정직하고, 심사관들도 그걸 이해해요.</w:t>
+      </w:r>
+    </w:p>
+    <w:p>
+      <w:pPr>
+        <w:pStyle w:val="BodyText"/>
+      </w:pPr>
+      <w:r>
+        <w:t xml:space="preserve">알리나: 그러니까 레지스트리처럼요? 환자마다 데이터베이스에 넣고, 1년 뒤 보고서를 내는 거죠?</w:t>
+      </w:r>
+    </w:p>
+    <w:p>
+      <w:pPr>
+        <w:pStyle w:val="BodyText"/>
+      </w:pPr>
+      <w:r>
+        <w:t xml:space="preserve">코르닐로바: 바로 그거예요. 환자 100명, 클리닉 세 곳, 12개월. 부작용은 아무리 작아도 전부 보고서에 넣어요.</w:t>
+      </w:r>
+    </w:p>
+    <w:p>
+      <w:pPr>
+        <w:pStyle w:val="BodyText"/>
+      </w:pPr>
+      <w:r>
+        <w:t xml:space="preserve">올가: 심사관들이 좋아하죠. 확인할 수 있는 약속이니까요.</w:t>
+      </w:r>
+    </w:p>
+    <w:p>
+      <w:pPr>
+        <w:pStyle w:val="BodyText"/>
+      </w:pPr>
+      <w:r>
+        <w:t xml:space="preserve">이리나: 관찰 대가는 누가 의사들에게 줘요? 일이고 시간이잖아요.</w:t>
+      </w:r>
+    </w:p>
+    <w:p>
+      <w:pPr>
+        <w:pStyle w:val="BodyText"/>
+      </w:pPr>
+      <w:r>
+        <w:t xml:space="preserve">코르닐로바: 여기서 조심해요. 환자 한 명당 의사에게 돈을 주면, 판매에 돈을 주는 거예요. 그건 흰 가운 입은 소치예요, 보론초프. 환자에게 더 위험하니까 오히려 더 나빠요.</w:t>
+      </w:r>
+    </w:p>
+    <w:p>
+      <w:pPr>
+        <w:pStyle w:val="BodyText"/>
+      </w:pPr>
+      <w:r>
+        <w:t xml:space="preserve">알렉세이: 두 번째 소치는 원하지 않아요. 그럼 어떻게 해야 제대로 하는 거예요?</w:t>
+      </w:r>
+    </w:p>
+    <w:p>
+      <w:pPr>
+        <w:pStyle w:val="BodyText"/>
+      </w:pPr>
+      <w:r>
+        <w:t xml:space="preserve">코르닐로바: 연구자 업무에 대해 클리닉에 고정 보수를 줘요. 계약서로, 주사기 개수가 아니라요. 그리고 결과가 좋든 나쁘든 무조건 공개해요. 안 그러면 과학이 아니라 광고이고, 심사관은 그걸 바로 알아봐요.</w:t>
+      </w:r>
+    </w:p>
+    <w:p>
+      <w:pPr>
+        <w:pStyle w:val="BodyText"/>
+      </w:pPr>
+      <w:r>
+        <w:t xml:space="preserve">이리나: 고정 보수, 계약서, 계좌 이체. 전부 적을게요.</w:t>
+      </w:r>
+    </w:p>
+    <w:p>
+      <w:pPr>
+        <w:pStyle w:val="BodyText"/>
+      </w:pPr>
+      <w:r>
+        <w:t xml:space="preserve">코르닐로바: 그리고 선물은 제발 없이요. 3월 8일 초콜릿도요.</w:t>
+      </w:r>
+    </w:p>
+    <w:p>
+      <w:pPr>
+        <w:pStyle w:val="BodyText"/>
+      </w:pPr>
+      <w:r>
+        <w:t xml:space="preserve">올가: 하나 더요. 클리닉은 영업 부서가 아니라 우리 셋이 골라요. 물량이 아니라 질로요. 나중에 문제가 없도록 매번 클리닉과의 계약서에 그걸 적어요.</w:t>
+      </w:r>
+    </w:p>
+    <w:p>
+      <w:pPr>
+        <w:pStyle w:val="BodyText"/>
+      </w:pPr>
+      <w:r>
+        <w:t xml:space="preserve">코르닐로바: 그럼 동의해요. 우리 클리닉이 첫째, 가리포바를 받아 준다면 그쪽이 둘째예요.</w:t>
+      </w:r>
+    </w:p>
+    <w:p>
+      <w:pPr>
+        <w:pStyle w:val="BodyText"/>
+      </w:pPr>
+      <w:r>
+        <w:t xml:space="preserve">알리나: 제가요? 연구자로요? 하지만 전 클리닉에 혼자인데요.</w:t>
+      </w:r>
+    </w:p>
+    <w:p>
+      <w:pPr>
+        <w:pStyle w:val="BodyText"/>
+      </w:pPr>
+      <w:r>
+        <w:t xml:space="preserve">코르닐로바: 혼자라는 건 꼼꼼하다는 뜻이에요. 결절을 놓칠 조수가 없으니, 다 직접 보게 될 거예요.</w:t>
+      </w:r>
+    </w:p>
+    <w:p>
+      <w:pPr>
+        <w:pStyle w:val="BodyText"/>
+      </w:pPr>
+      <w:r>
+        <w:t xml:space="preserve">알렉세이: 그럼 셋째 클리닉은 누구로 해요? 염두에 둔 곳이 있으세요?</w:t>
+      </w:r>
+    </w:p>
+    <w:p>
+      <w:pPr>
+        <w:pStyle w:val="BodyText"/>
+      </w:pPr>
+      <w:r>
+        <w:t xml:space="preserve">코르닐로바: 셋째는 당신이 직접 찾아요. 사모일로프도, 하루에 200명 놓는 체인도 말고, 기록하는 사람으로요.</w:t>
+      </w:r>
+    </w:p>
+    <w:p>
+      <w:pPr>
+        <w:pStyle w:val="BodyText"/>
+      </w:pPr>
+      <w:r>
+        <w:t xml:space="preserve">알렉세이: 알겠어요. 다 기록하는 사람. 우리 할머니처럼요.</w:t>
+      </w:r>
+    </w:p>
+    <w:p>
+      <w:pPr>
+        <w:pStyle w:val="BodyText"/>
+      </w:pPr>
+      <w:r>
+        <w:t xml:space="preserve">알리나: 아니면 사실만 쓰는 시험소의 니나 아르카디예브나처럼요.</w:t>
+      </w:r>
+    </w:p>
+    <w:p>
+      <w:pPr>
+        <w:pStyle w:val="BodyText"/>
+      </w:pPr>
+      <w:r>
+        <w:t xml:space="preserve">코르닐로바: 또 할머니네. 좋아요. 올가 페트로브나, 도시에는 언제 제출해요?</w:t>
+      </w:r>
+    </w:p>
+    <w:p>
+      <w:pPr>
+        <w:pStyle w:val="BodyText"/>
+      </w:pPr>
+      <w:r>
+        <w:t xml:space="preserve">올가: 6주 뒤에요. 한국 측이 요약을 고치고 선생님이 편지에 서명해 주시면요.</w:t>
+      </w:r>
+    </w:p>
+    <w:p>
+      <w:pPr>
+        <w:pStyle w:val="BodyText"/>
+      </w:pPr>
+      <w:r>
+        <w:t xml:space="preserve">코르닐로바: 서명할게요. 단 조건이 하나 있어요. 결과는 결론과 상관없이 공개한다고 편지에 쓸 것.</w:t>
+      </w:r>
+    </w:p>
+    <w:p>
+      <w:pPr>
+        <w:pStyle w:val="BodyText"/>
+      </w:pPr>
+      <w:r>
+        <w:t xml:space="preserve">알렉세이: 적을게요. 결론과 상관없이. 이리나, 이걸 계약서에 넣어 주세요.</w:t>
       </w:r>
     </w:p>
     <w:bookmarkEnd w:id="36"/>
@@ -3824,95 +3862,95 @@
         <w:pStyle w:val="FirstParagraph"/>
       </w:pPr>
       <w:r>
-        <w:t xml:space="preserve">코르닐로바: 보론초프, 잠깐. 두 마디만. 등록 담당 없이.</w:t>
-      </w:r>
-    </w:p>
-    <w:p>
-      <w:pPr>
-        <w:pStyle w:val="BodyText"/>
-      </w:pPr>
-      <w:r>
-        <w:t xml:space="preserve">알렉세이: 말씀하세요, 옐레나 빅토로브나.</w:t>
-      </w:r>
-    </w:p>
-    <w:p>
-      <w:pPr>
-        <w:pStyle w:val="BodyText"/>
-      </w:pPr>
-      <w:r>
-        <w:t xml:space="preserve">코르닐로바: 오늘 처음으로 당신 제품을 믿었어요. 환자 120명 때문이 아니라.</w:t>
-      </w:r>
-    </w:p>
-    <w:p>
-      <w:pPr>
-        <w:pStyle w:val="BodyText"/>
-      </w:pPr>
-      <w:r>
-        <w:t xml:space="preserve">알렉세이: 그럼 왜요?</w:t>
-      </w:r>
-    </w:p>
-    <w:p>
-      <w:pPr>
-        <w:pStyle w:val="BodyText"/>
-      </w:pPr>
-      <w:r>
-        <w:t xml:space="preserve">코르닐로바: 결절 세 개 때문에. 한국 여성이 「내 실수」라고 말한 방식 때문에. 그리고 당신들이 브로슈어가 아니라 표를 가져왔기 때문에. 이유가 셋인데, 셋 다 젤 얘기가 아니에요.</w:t>
-      </w:r>
-    </w:p>
-    <w:p>
-      <w:pPr>
-        <w:pStyle w:val="BodyText"/>
-      </w:pPr>
-      <w:r>
-        <w:t xml:space="preserve">알렉세이: 하마터면 합병증 0인 요약을 가져올 뻔했어요.</w:t>
-      </w:r>
-    </w:p>
-    <w:p>
-      <w:pPr>
-        <w:pStyle w:val="BodyText"/>
-      </w:pPr>
-      <w:r>
-        <w:t xml:space="preserve">코르닐로바: 「하마터면」은 셈에 안 들어가요. 전부 가져왔고, 내가 찾았고, 당신들은 따지지 않았어요. 그게 내가 다섯째 항목에 쓴 정직이에요. 오늘 잘했어요, 보론초프.</w:t>
-      </w:r>
-    </w:p>
-    <w:p>
-      <w:pPr>
-        <w:pStyle w:val="BodyText"/>
-      </w:pPr>
-      <w:r>
-        <w:t xml:space="preserve">알렉세이: 다섯째 항목. 제일 어려운 거요.</w:t>
-      </w:r>
-    </w:p>
-    <w:p>
-      <w:pPr>
-        <w:pStyle w:val="BodyText"/>
-      </w:pPr>
-      <w:r>
-        <w:t xml:space="preserve">코르닐로바: 제일 어렵죠. 오늘 시작했어요. 끝낸 게 아니라 — 시작했어요.</w:t>
-      </w:r>
-    </w:p>
-    <w:p>
-      <w:pPr>
-        <w:pStyle w:val="BodyText"/>
-      </w:pPr>
-      <w:r>
-        <w:t xml:space="preserve">알렉세이: 그럼 의사들을 가르쳐 주실 거예요?</w:t>
-      </w:r>
-    </w:p>
-    <w:p>
-      <w:pPr>
-        <w:pStyle w:val="BodyText"/>
-      </w:pPr>
-      <w:r>
-        <w:t xml:space="preserve">코르닐로바: 등록 후에. 내 검증 후에. 등록 전엔 안 놔요. 나한테도. 공짜라도.</w:t>
-      </w:r>
-    </w:p>
-    <w:p>
-      <w:pPr>
-        <w:pStyle w:val="BodyText"/>
-      </w:pPr>
-      <w:r>
-        <w:t xml:space="preserve">알렉세이: 알아요. 올가 페트로브나는 「엄마에게도」라고 해요.</w:t>
+        <w:t xml:space="preserve">코르닐로바: 보론초프, 잠깐만요. 등록 담당 없이 두 마디만 하고 싶어요.</w:t>
+      </w:r>
+    </w:p>
+    <w:p>
+      <w:pPr>
+        <w:pStyle w:val="BodyText"/>
+      </w:pPr>
+      <w:r>
+        <w:t xml:space="preserve">알렉세이: 잘 듣고 있어요, 엘레나 빅토로브나.</w:t>
+      </w:r>
+    </w:p>
+    <w:p>
+      <w:pPr>
+        <w:pStyle w:val="BodyText"/>
+      </w:pPr>
+      <w:r>
+        <w:t xml:space="preserve">코르닐로바: 오늘 처음으로 당신 제품을 믿게 됐어요. 그것도 환자 120명 때문이 아니에요.</w:t>
+      </w:r>
+    </w:p>
+    <w:p>
+      <w:pPr>
+        <w:pStyle w:val="BodyText"/>
+      </w:pPr>
+      <w:r>
+        <w:t xml:space="preserve">알렉세이: 그럼 무엇 때문이에요? 정말 궁금해요.</w:t>
+      </w:r>
+    </w:p>
+    <w:p>
+      <w:pPr>
+        <w:pStyle w:val="BodyText"/>
+      </w:pPr>
+      <w:r>
+        <w:t xml:space="preserve">코르닐로바: 결절 세 개 때문이에요. 한국 여성이 「제 실수예요」라고 말하던 모습 때문이고요. 그리고 당신이 브로슈어가 아니라 표를 가져왔기 때문이에요. 이유 셋이 다 젤이 아니라, 그 뒤에 있는 사람들에 관한 거예요.</w:t>
+      </w:r>
+    </w:p>
+    <w:p>
+      <w:pPr>
+        <w:pStyle w:val="BodyText"/>
+      </w:pPr>
+      <w:r>
+        <w:t xml:space="preserve">알렉세이: 하지만 하마터면 부작용 0짜리 요약을 가져올 뻔했어요.</w:t>
+      </w:r>
+    </w:p>
+    <w:p>
+      <w:pPr>
+        <w:pStyle w:val="BodyText"/>
+      </w:pPr>
+      <w:r>
+        <w:t xml:space="preserve">코르닐로바: 「하마터면」은 안 쳐요. 당신은 전부 가져왔고, 내가 찾아냈고, 당신은 따지지 않았어요. 그게 내가 다섯째 항목에 쓴 정직이에요. 오늘 잘했어요, 보론초프. 난 이런 말 자주 안 해요.</w:t>
+      </w:r>
+    </w:p>
+    <w:p>
+      <w:pPr>
+        <w:pStyle w:val="BodyText"/>
+      </w:pPr>
+      <w:r>
+        <w:t xml:space="preserve">알렉세이: 다섯째 항목… 저한텐 그게 제일 어려워요.</w:t>
+      </w:r>
+    </w:p>
+    <w:p>
+      <w:pPr>
+        <w:pStyle w:val="BodyText"/>
+      </w:pPr>
+      <w:r>
+        <w:t xml:space="preserve">코르닐로바: 네, 제일 어렵죠. 오늘 시작했어요. 끝낸 게 아니라 시작만 한 거예요.</w:t>
+      </w:r>
+    </w:p>
+    <w:p>
+      <w:pPr>
+        <w:pStyle w:val="BodyText"/>
+      </w:pPr>
+      <w:r>
+        <w:t xml:space="preserve">알렉세이: 그럼 결국 의사들에게 우리 필러를 가르쳐 주실 거예요?</w:t>
+      </w:r>
+    </w:p>
+    <w:p>
+      <w:pPr>
+        <w:pStyle w:val="BodyText"/>
+      </w:pPr>
+      <w:r>
+        <w:t xml:space="preserve">코르닐로바: 등록 후, 내 검증 후에요. 등록 전엔 안 놓아요. 나한테도, 무료라도요.</w:t>
+      </w:r>
+    </w:p>
+    <w:p>
+      <w:pPr>
+        <w:pStyle w:val="BodyText"/>
+      </w:pPr>
+      <w:r>
+        <w:t xml:space="preserve">알렉세이: 알아요. 그럴 때 올가 페트로브나는 「엄마한테도요」라고 해요.</w:t>
       </w:r>
     </w:p>
     <w:p>
@@ -3928,15 +3966,15 @@
         <w:pStyle w:val="BodyText"/>
       </w:pPr>
       <w:r>
-        <w:t xml:space="preserve">알렉세이: 붙잡고 있어요. 선생님도 저희를 붙잡아 주실 거예요? 조금이라도요?</w:t>
-      </w:r>
-    </w:p>
-    <w:p>
-      <w:pPr>
-        <w:pStyle w:val="BodyText"/>
-      </w:pPr>
-      <w:r>
-        <w:t xml:space="preserve">코르닐로바: 조금은요. 등록이 없는 동안은 — 조금. 하지만 이건 말할게요, 보론초프: 오늘 내 진료실에선 아무도 거짓말을 안 했어요. 당신도, 한국 사람들도, 당신 등록 담당도. 1년에 한 번 있는 일이에요.</w:t>
+        <w:t xml:space="preserve">알렉세이: 붙잡고 있어요. 선생님도 우리를 조금은 붙잡아 주실 거예요?</w:t>
+      </w:r>
+    </w:p>
+    <w:p>
+      <w:pPr>
+        <w:pStyle w:val="BodyText"/>
+      </w:pPr>
+      <w:r>
+        <w:t xml:space="preserve">코르닐로바: 조금요. 등록이 없는 동안은 조금만요. 하지만 이건 말해 줄게요, 보론초프. 오늘 내 진료실에선 아무도 거짓말을 안 했어요. 당신도, 한국 측도, 당신 등록 담당도요. 그런 일은 1년에 한 번쯤 있어요.</w:t>
       </w:r>
     </w:p>
     <w:bookmarkEnd w:id="37"/>
